--- a/Supplementary Screening_Table.docx
+++ b/Supplementary Screening_Table.docx
@@ -99,6 +99,8 @@
         <w:gridCol w:w="2107"/>
         <w:gridCol w:w="2107"/>
         <w:gridCol w:w="2107"/>
+        <w:gridCol w:w="1600"/>
+        <w:gridCol w:w="1760"/>
       </w:tblGrid>
       <w:tr>
         <w:tblPrEx>
@@ -194,6 +196,21 @@
             <w:vAlign w:val="center"/>
           </w:tcPr>
           <w:p>
+            <w:r>
+              <w:rPr>
+                <w:sz w:val="14"/>
+              </w:rPr>
+              <w:t>Candidate source / access point</w:t>
+            </w:r>
+          </w:p>
+        </w:tc>
+        <w:tc>
+          <w:tcPr>
+            <w:tcW w:w="2880" w:type="dxa"/>
+            <w:shd w:val="clear" w:color="auto" w:fill="1F4E78"/>
+            <w:vAlign w:val="center"/>
+          </w:tcPr>
+          <w:p>
             <w:pPr>
               <w:spacing w:before="0" w:after="0" w:line="240" w:lineRule="auto"/>
             </w:pPr>
@@ -205,13 +222,13 @@
                 <w:color w:val="FFFFFF"/>
                 <w:sz w:val="14"/>
               </w:rPr>
-              <w:t>Candidate source / access point</w:t>
-            </w:r>
-          </w:p>
-        </w:tc>
-        <w:tc>
-          <w:tcPr>
-            <w:tcW w:w="2880" w:type="dxa"/>
+              <w:t>Document or product evaluated</w:t>
+            </w:r>
+          </w:p>
+        </w:tc>
+        <w:tc>
+          <w:tcPr>
+            <w:tcW w:w="2044" w:type="dxa"/>
             <w:shd w:val="clear" w:color="auto" w:fill="1F4E78"/>
             <w:vAlign w:val="center"/>
           </w:tcPr>
@@ -227,13 +244,13 @@
                 <w:color w:val="FFFFFF"/>
                 <w:sz w:val="14"/>
               </w:rPr>
-              <w:t>Document or product evaluated</w:t>
-            </w:r>
-          </w:p>
-        </w:tc>
-        <w:tc>
-          <w:tcPr>
-            <w:tcW w:w="2044" w:type="dxa"/>
+              <w:t>Stage and outcome</w:t>
+            </w:r>
+          </w:p>
+        </w:tc>
+        <w:tc>
+          <w:tcPr>
+            <w:tcW w:w="4075" w:type="dxa"/>
             <w:shd w:val="clear" w:color="auto" w:fill="1F4E78"/>
             <w:vAlign w:val="center"/>
           </w:tcPr>
@@ -249,29 +266,33 @@
                 <w:color w:val="FFFFFF"/>
                 <w:sz w:val="14"/>
               </w:rPr>
-              <w:t>Stage and outcome</w:t>
-            </w:r>
-          </w:p>
-        </w:tc>
-        <w:tc>
-          <w:tcPr>
-            <w:tcW w:w="4075" w:type="dxa"/>
-            <w:shd w:val="clear" w:color="auto" w:fill="1F4E78"/>
-            <w:vAlign w:val="center"/>
-          </w:tcPr>
-          <w:p>
-            <w:pPr>
-              <w:spacing w:before="0" w:after="0" w:line="240" w:lineRule="auto"/>
-            </w:pPr>
-            <w:r>
-              <w:rPr>
-                <w:rFonts w:ascii="Arial" w:hAnsi="Arial" w:eastAsia="Arial"/>
-                <w:b/>
-                <w:i w:val="0"/>
-                <w:color w:val="FFFFFF"/>
-                <w:sz w:val="14"/>
-              </w:rPr>
               <w:t>Mutually exclusive reason / final mapping</w:t>
+            </w:r>
+          </w:p>
+        </w:tc>
+        <w:tc>
+          <w:tcPr>
+            <w:tcW w:type="dxa" w:w="1600"/>
+          </w:tcPr>
+          <w:p>
+            <w:r>
+              <w:rPr>
+                <w:sz w:val="14"/>
+              </w:rPr>
+              <w:t>Policy version / effective date</w:t>
+            </w:r>
+          </w:p>
+        </w:tc>
+        <w:tc>
+          <w:tcPr>
+            <w:tcW w:type="dxa" w:w="1760"/>
+          </w:tcPr>
+          <w:p>
+            <w:r>
+              <w:rPr>
+                <w:sz w:val="14"/>
+              </w:rPr>
+              <w:t>Access / archival date</w:t>
             </w:r>
           </w:p>
         </w:tc>
@@ -311,7 +332,7 @@
                 <w:rFonts w:ascii="Arial" w:hAnsi="Arial" w:eastAsia="Arial"/>
                 <w:b w:val="0"/>
                 <w:i w:val="0"/>
-                <w:sz w:val="12"/>
+                <w:sz w:val="14"/>
               </w:rPr>
               <w:t>Initial AG1</w:t>
             </w:r>
@@ -332,7 +353,7 @@
                 <w:rFonts w:ascii="Arial" w:hAnsi="Arial" w:eastAsia="Arial"/>
                 <w:b w:val="0"/>
                 <w:i w:val="0"/>
-                <w:sz w:val="12"/>
+                <w:sz w:val="14"/>
               </w:rPr>
               <w:t>Huawei</w:t>
             </w:r>
@@ -353,7 +374,7 @@
                 <w:rFonts w:ascii="Arial" w:hAnsi="Arial" w:eastAsia="Arial"/>
                 <w:b w:val="0"/>
                 <w:i w:val="0"/>
-                <w:sz w:val="12"/>
+                <w:sz w:val="14"/>
               </w:rPr>
               <w:t>Smartwatch / smart band</w:t>
             </w:r>
@@ -367,9 +388,10 @@
           </w:tcPr>
           <w:p>
             <w:r>
+              <w:rPr>
+                <w:sz w:val="14"/>
+              </w:rPr>
               <w:t>Official webpage: https://privacy-drcn.dbankcdn.cn/agreement/scope/huawei/health/privacy-statement/cn_b0_20250820_0/default/privacy-statement-zh-cn.htm</w:t>
-              <w:br/>
-              <w:t>Archived source date: 2025-08-11</w:t>
             </w:r>
           </w:p>
         </w:tc>
@@ -388,7 +410,7 @@
                 <w:rFonts w:ascii="Arial" w:hAnsi="Arial" w:eastAsia="Arial"/>
                 <w:b w:val="0"/>
                 <w:i w:val="0"/>
-                <w:sz w:val="12"/>
+                <w:sz w:val="14"/>
               </w:rPr>
               <w:t>Huawei Health Privacy Statement</w:t>
             </w:r>
@@ -397,7 +419,7 @@
                 <w:rFonts w:ascii="Arial" w:hAnsi="Arial" w:eastAsia="Arial"/>
                 <w:b w:val="0"/>
                 <w:i w:val="0"/>
-                <w:sz w:val="12"/>
+                <w:sz w:val="14"/>
               </w:rPr>
               <w:br w:type="textWrapping"/>
             </w:r>
@@ -406,7 +428,7 @@
                 <w:rFonts w:ascii="Arial" w:hAnsi="Arial" w:eastAsia="Arial"/>
                 <w:b w:val="0"/>
                 <w:i w:val="0"/>
-                <w:sz w:val="12"/>
+                <w:sz w:val="14"/>
               </w:rPr>
               <w:t>Archived source file: AG01_Huawei_privacy_policy.md</w:t>
             </w:r>
@@ -427,7 +449,7 @@
                 <w:rFonts w:ascii="Arial" w:hAnsi="Arial" w:eastAsia="Arial"/>
                 <w:b w:val="0"/>
                 <w:i w:val="0"/>
-                <w:sz w:val="12"/>
+                <w:sz w:val="14"/>
               </w:rPr>
               <w:t>Included after full-text eligibility</w:t>
             </w:r>
@@ -448,9 +470,35 @@
                 <w:rFonts w:ascii="Arial" w:hAnsi="Arial" w:eastAsia="Arial"/>
                 <w:b w:val="0"/>
                 <w:i w:val="0"/>
-                <w:sz w:val="12"/>
+                <w:sz w:val="14"/>
               </w:rPr>
               <w:t>Met the final eligibility criteria and was retained as Final AG1.</w:t>
+            </w:r>
+          </w:p>
+        </w:tc>
+        <w:tc>
+          <w:tcPr>
+            <w:tcW w:type="dxa" w:w="1600"/>
+          </w:tcPr>
+          <w:p>
+            <w:r>
+              <w:rPr>
+                <w:sz w:val="14"/>
+              </w:rPr>
+              <w:t>Updated 11 August 2025</w:t>
+            </w:r>
+          </w:p>
+        </w:tc>
+        <w:tc>
+          <w:tcPr>
+            <w:tcW w:type="dxa" w:w="1760"/>
+          </w:tcPr>
+          <w:p>
+            <w:r>
+              <w:rPr>
+                <w:sz w:val="14"/>
+              </w:rPr>
+              <w:t>5 August 2026</w:t>
             </w:r>
           </w:p>
         </w:tc>
@@ -490,7 +538,7 @@
                 <w:rFonts w:ascii="Arial" w:hAnsi="Arial" w:eastAsia="Arial"/>
                 <w:b w:val="0"/>
                 <w:i w:val="0"/>
-                <w:sz w:val="12"/>
+                <w:sz w:val="14"/>
               </w:rPr>
               <w:t>Initial AG2</w:t>
             </w:r>
@@ -511,7 +559,7 @@
                 <w:rFonts w:ascii="Arial" w:hAnsi="Arial" w:eastAsia="Arial"/>
                 <w:b w:val="0"/>
                 <w:i w:val="0"/>
-                <w:sz w:val="12"/>
+                <w:sz w:val="14"/>
               </w:rPr>
               <w:t>Xiaomi</w:t>
             </w:r>
@@ -532,7 +580,7 @@
                 <w:rFonts w:ascii="Arial" w:hAnsi="Arial" w:eastAsia="Arial"/>
                 <w:b w:val="0"/>
                 <w:i w:val="0"/>
-                <w:sz w:val="12"/>
+                <w:sz w:val="14"/>
               </w:rPr>
               <w:t>Smartwatch / smart band</w:t>
             </w:r>
@@ -546,9 +594,10 @@
           </w:tcPr>
           <w:p>
             <w:r>
+              <w:rPr>
+                <w:sz w:val="14"/>
+              </w:rPr>
               <w:t>Official webpage: https://watch.iot.mi.com/html/privacy/index.html?model=app</w:t>
-              <w:br/>
-              <w:t>Archived source date: 2026-05-14</w:t>
             </w:r>
           </w:p>
         </w:tc>
@@ -567,7 +616,7 @@
                 <w:rFonts w:ascii="Arial" w:hAnsi="Arial" w:eastAsia="Arial"/>
                 <w:b w:val="0"/>
                 <w:i w:val="0"/>
-                <w:sz w:val="12"/>
+                <w:sz w:val="14"/>
               </w:rPr>
               <w:t>Xiaomi Sports and Health Privacy Policy</w:t>
             </w:r>
@@ -576,7 +625,7 @@
                 <w:rFonts w:ascii="Arial" w:hAnsi="Arial" w:eastAsia="Arial"/>
                 <w:b w:val="0"/>
                 <w:i w:val="0"/>
-                <w:sz w:val="12"/>
+                <w:sz w:val="14"/>
               </w:rPr>
               <w:br w:type="textWrapping"/>
             </w:r>
@@ -585,7 +634,7 @@
                 <w:rFonts w:ascii="Arial" w:hAnsi="Arial" w:eastAsia="Arial"/>
                 <w:b w:val="0"/>
                 <w:i w:val="0"/>
-                <w:sz w:val="12"/>
+                <w:sz w:val="14"/>
               </w:rPr>
               <w:t>Archived source file: AG02_Xiaomi_privacy_policy.md</w:t>
             </w:r>
@@ -606,7 +655,7 @@
                 <w:rFonts w:ascii="Arial" w:hAnsi="Arial" w:eastAsia="Arial"/>
                 <w:b w:val="0"/>
                 <w:i w:val="0"/>
-                <w:sz w:val="12"/>
+                <w:sz w:val="14"/>
               </w:rPr>
               <w:t>Included after full-text eligibility</w:t>
             </w:r>
@@ -627,9 +676,35 @@
                 <w:rFonts w:ascii="Arial" w:hAnsi="Arial" w:eastAsia="Arial"/>
                 <w:b w:val="0"/>
                 <w:i w:val="0"/>
-                <w:sz w:val="12"/>
+                <w:sz w:val="14"/>
               </w:rPr>
               <w:t>Met the final eligibility criteria and was retained as Final AG2.</w:t>
+            </w:r>
+          </w:p>
+        </w:tc>
+        <w:tc>
+          <w:tcPr>
+            <w:tcW w:type="dxa" w:w="1600"/>
+          </w:tcPr>
+          <w:p>
+            <w:r>
+              <w:rPr>
+                <w:sz w:val="14"/>
+              </w:rPr>
+              <w:t>14 May 2026</w:t>
+            </w:r>
+          </w:p>
+        </w:tc>
+        <w:tc>
+          <w:tcPr>
+            <w:tcW w:type="dxa" w:w="1760"/>
+          </w:tcPr>
+          <w:p>
+            <w:r>
+              <w:rPr>
+                <w:sz w:val="14"/>
+              </w:rPr>
+              <w:t>5 August 2026</w:t>
             </w:r>
           </w:p>
         </w:tc>
@@ -669,7 +744,7 @@
                 <w:rFonts w:ascii="Arial" w:hAnsi="Arial" w:eastAsia="Arial"/>
                 <w:b w:val="0"/>
                 <w:i w:val="0"/>
-                <w:sz w:val="12"/>
+                <w:sz w:val="14"/>
               </w:rPr>
               <w:t>Initial AG3</w:t>
             </w:r>
@@ -690,7 +765,7 @@
                 <w:rFonts w:ascii="Arial" w:hAnsi="Arial" w:eastAsia="Arial"/>
                 <w:b w:val="0"/>
                 <w:i w:val="0"/>
-                <w:sz w:val="12"/>
+                <w:sz w:val="14"/>
               </w:rPr>
               <w:t>OPPO</w:t>
             </w:r>
@@ -711,7 +786,7 @@
                 <w:rFonts w:ascii="Arial" w:hAnsi="Arial" w:eastAsia="Arial"/>
                 <w:b w:val="0"/>
                 <w:i w:val="0"/>
-                <w:sz w:val="12"/>
+                <w:sz w:val="14"/>
               </w:rPr>
               <w:t>Smartwatch / smart band</w:t>
             </w:r>
@@ -725,9 +800,10 @@
           </w:tcPr>
           <w:p>
             <w:r>
+              <w:rPr>
+                <w:sz w:val="14"/>
+              </w:rPr>
               <w:t>Official webpage: https://health.heytapdownload.com/agreement/pdfagreements/20260226161443/6_0-健康APP个人信息保护政策.pdf</w:t>
-              <w:br/>
-              <w:t>Archived source date: 2026-02-26</w:t>
             </w:r>
           </w:p>
         </w:tc>
@@ -746,7 +822,7 @@
                 <w:rFonts w:ascii="Arial" w:hAnsi="Arial" w:eastAsia="Arial"/>
                 <w:b w:val="0"/>
                 <w:i w:val="0"/>
-                <w:sz w:val="12"/>
+                <w:sz w:val="14"/>
               </w:rPr>
               <w:t>OPPO Health App Personal Information Protection Policy</w:t>
             </w:r>
@@ -755,7 +831,7 @@
                 <w:rFonts w:ascii="Arial" w:hAnsi="Arial" w:eastAsia="Arial"/>
                 <w:b w:val="0"/>
                 <w:i w:val="0"/>
-                <w:sz w:val="12"/>
+                <w:sz w:val="14"/>
               </w:rPr>
               <w:br w:type="textWrapping"/>
             </w:r>
@@ -764,7 +840,7 @@
                 <w:rFonts w:ascii="Arial" w:hAnsi="Arial" w:eastAsia="Arial"/>
                 <w:b w:val="0"/>
                 <w:i w:val="0"/>
-                <w:sz w:val="12"/>
+                <w:sz w:val="14"/>
               </w:rPr>
               <w:t>Archived source file: AG03_OPPO_privacy_policy.md</w:t>
             </w:r>
@@ -785,7 +861,7 @@
                 <w:rFonts w:ascii="Arial" w:hAnsi="Arial" w:eastAsia="Arial"/>
                 <w:b w:val="0"/>
                 <w:i w:val="0"/>
-                <w:sz w:val="12"/>
+                <w:sz w:val="14"/>
               </w:rPr>
               <w:t>Included after full-text eligibility</w:t>
             </w:r>
@@ -806,9 +882,35 @@
                 <w:rFonts w:ascii="Arial" w:hAnsi="Arial" w:eastAsia="Arial"/>
                 <w:b w:val="0"/>
                 <w:i w:val="0"/>
-                <w:sz w:val="12"/>
+                <w:sz w:val="14"/>
               </w:rPr>
               <w:t>Met the final eligibility criteria and was retained as Final AG3.</w:t>
+            </w:r>
+          </w:p>
+        </w:tc>
+        <w:tc>
+          <w:tcPr>
+            <w:tcW w:type="dxa" w:w="1600"/>
+          </w:tcPr>
+          <w:p>
+            <w:r>
+              <w:rPr>
+                <w:sz w:val="14"/>
+              </w:rPr>
+              <w:t>26 February 2026</w:t>
+            </w:r>
+          </w:p>
+        </w:tc>
+        <w:tc>
+          <w:tcPr>
+            <w:tcW w:type="dxa" w:w="1760"/>
+          </w:tcPr>
+          <w:p>
+            <w:r>
+              <w:rPr>
+                <w:sz w:val="14"/>
+              </w:rPr>
+              <w:t>5 August 2026</w:t>
             </w:r>
           </w:p>
         </w:tc>
@@ -848,7 +950,7 @@
                 <w:rFonts w:ascii="Arial" w:hAnsi="Arial" w:eastAsia="Arial"/>
                 <w:b w:val="0"/>
                 <w:i w:val="0"/>
-                <w:sz w:val="12"/>
+                <w:sz w:val="14"/>
               </w:rPr>
               <w:t>Initial AG4</w:t>
             </w:r>
@@ -869,7 +971,7 @@
                 <w:rFonts w:ascii="Arial" w:hAnsi="Arial" w:eastAsia="Arial"/>
                 <w:b w:val="0"/>
                 <w:i w:val="0"/>
-                <w:sz w:val="12"/>
+                <w:sz w:val="14"/>
               </w:rPr>
               <w:t>vivo</w:t>
             </w:r>
@@ -890,7 +992,7 @@
                 <w:rFonts w:ascii="Arial" w:hAnsi="Arial" w:eastAsia="Arial"/>
                 <w:b w:val="0"/>
                 <w:i w:val="0"/>
-                <w:sz w:val="12"/>
+                <w:sz w:val="14"/>
               </w:rPr>
               <w:t>Smartwatch / smart band</w:t>
             </w:r>
@@ -904,9 +1006,10 @@
           </w:tcPr>
           <w:p>
             <w:r>
+              <w:rPr>
+                <w:sz w:val="14"/>
+              </w:rPr>
               <w:t>Official webpage: https://health-h5.vivo.com.cn/doc/v5.0/privacy.html</w:t>
-              <w:br/>
-              <w:t>Archived source date: 2025-06-27</w:t>
             </w:r>
           </w:p>
         </w:tc>
@@ -925,7 +1028,7 @@
                 <w:rFonts w:ascii="Arial" w:hAnsi="Arial" w:eastAsia="Arial"/>
                 <w:b w:val="0"/>
                 <w:i w:val="0"/>
-                <w:sz w:val="12"/>
+                <w:sz w:val="14"/>
               </w:rPr>
               <w:t>vivo Health Privacy Policy</w:t>
             </w:r>
@@ -934,7 +1037,7 @@
                 <w:rFonts w:ascii="Arial" w:hAnsi="Arial" w:eastAsia="Arial"/>
                 <w:b w:val="0"/>
                 <w:i w:val="0"/>
-                <w:sz w:val="12"/>
+                <w:sz w:val="14"/>
               </w:rPr>
               <w:br w:type="textWrapping"/>
             </w:r>
@@ -943,7 +1046,7 @@
                 <w:rFonts w:ascii="Arial" w:hAnsi="Arial" w:eastAsia="Arial"/>
                 <w:b w:val="0"/>
                 <w:i w:val="0"/>
-                <w:sz w:val="12"/>
+                <w:sz w:val="14"/>
               </w:rPr>
               <w:t>Archived source file: AG04_vivo_privacy_policy.md</w:t>
             </w:r>
@@ -964,7 +1067,7 @@
                 <w:rFonts w:ascii="Arial" w:hAnsi="Arial" w:eastAsia="Arial"/>
                 <w:b w:val="0"/>
                 <w:i w:val="0"/>
-                <w:sz w:val="12"/>
+                <w:sz w:val="14"/>
               </w:rPr>
               <w:t>Included after full-text eligibility</w:t>
             </w:r>
@@ -985,9 +1088,35 @@
                 <w:rFonts w:ascii="Arial" w:hAnsi="Arial" w:eastAsia="Arial"/>
                 <w:b w:val="0"/>
                 <w:i w:val="0"/>
-                <w:sz w:val="12"/>
+                <w:sz w:val="14"/>
               </w:rPr>
               <w:t>Met the final eligibility criteria and was retained as Final AG4.</w:t>
+            </w:r>
+          </w:p>
+        </w:tc>
+        <w:tc>
+          <w:tcPr>
+            <w:tcW w:type="dxa" w:w="1600"/>
+          </w:tcPr>
+          <w:p>
+            <w:r>
+              <w:rPr>
+                <w:sz w:val="14"/>
+              </w:rPr>
+              <w:t>27 June 2025</w:t>
+            </w:r>
+          </w:p>
+        </w:tc>
+        <w:tc>
+          <w:tcPr>
+            <w:tcW w:type="dxa" w:w="1760"/>
+          </w:tcPr>
+          <w:p>
+            <w:r>
+              <w:rPr>
+                <w:sz w:val="14"/>
+              </w:rPr>
+              <w:t>5 August 2026</w:t>
             </w:r>
           </w:p>
         </w:tc>
@@ -1027,7 +1156,7 @@
                 <w:rFonts w:ascii="Arial" w:hAnsi="Arial" w:eastAsia="Arial"/>
                 <w:b w:val="0"/>
                 <w:i w:val="0"/>
-                <w:sz w:val="12"/>
+                <w:sz w:val="14"/>
               </w:rPr>
               <w:t>Initial AG5</w:t>
             </w:r>
@@ -1048,7 +1177,7 @@
                 <w:rFonts w:ascii="Arial" w:hAnsi="Arial" w:eastAsia="Arial"/>
                 <w:b w:val="0"/>
                 <w:i w:val="0"/>
-                <w:sz w:val="12"/>
+                <w:sz w:val="14"/>
               </w:rPr>
               <w:t>Honor</w:t>
             </w:r>
@@ -1069,7 +1198,7 @@
                 <w:rFonts w:ascii="Arial" w:hAnsi="Arial" w:eastAsia="Arial"/>
                 <w:b w:val="0"/>
                 <w:i w:val="0"/>
-                <w:sz w:val="12"/>
+                <w:sz w:val="14"/>
               </w:rPr>
               <w:t>Smartwatch / smart band</w:t>
             </w:r>
@@ -1083,9 +1212,10 @@
           </w:tcPr>
           <w:p>
             <w:r>
+              <w:rPr>
+                <w:sz w:val="14"/>
+              </w:rPr>
               <w:t>Official webpage: https://agreement.itsec.hihonor.com/asm/agrFile/getHtmlFile?agrNo=1070</w:t>
-              <w:br/>
-              <w:t>Archived source date: 2026-07-30</w:t>
             </w:r>
           </w:p>
         </w:tc>
@@ -1104,7 +1234,7 @@
                 <w:rFonts w:ascii="Arial" w:hAnsi="Arial" w:eastAsia="Arial"/>
                 <w:b w:val="0"/>
                 <w:i w:val="0"/>
-                <w:sz w:val="12"/>
+                <w:sz w:val="14"/>
               </w:rPr>
               <w:t>Honor Health Privacy Statement</w:t>
             </w:r>
@@ -1113,7 +1243,7 @@
                 <w:rFonts w:ascii="Arial" w:hAnsi="Arial" w:eastAsia="Arial"/>
                 <w:b w:val="0"/>
                 <w:i w:val="0"/>
-                <w:sz w:val="12"/>
+                <w:sz w:val="14"/>
               </w:rPr>
               <w:br w:type="textWrapping"/>
             </w:r>
@@ -1122,7 +1252,7 @@
                 <w:rFonts w:ascii="Arial" w:hAnsi="Arial" w:eastAsia="Arial"/>
                 <w:b w:val="0"/>
                 <w:i w:val="0"/>
-                <w:sz w:val="12"/>
+                <w:sz w:val="14"/>
               </w:rPr>
               <w:t>Archived source file: AG05_Honor_privacy_policy.md</w:t>
             </w:r>
@@ -1143,7 +1273,7 @@
                 <w:rFonts w:ascii="Arial" w:hAnsi="Arial" w:eastAsia="Arial"/>
                 <w:b w:val="0"/>
                 <w:i w:val="0"/>
-                <w:sz w:val="12"/>
+                <w:sz w:val="14"/>
               </w:rPr>
               <w:t>Included after full-text eligibility</w:t>
             </w:r>
@@ -1164,9 +1294,35 @@
                 <w:rFonts w:ascii="Arial" w:hAnsi="Arial" w:eastAsia="Arial"/>
                 <w:b w:val="0"/>
                 <w:i w:val="0"/>
-                <w:sz w:val="12"/>
+                <w:sz w:val="14"/>
               </w:rPr>
               <w:t>Met the final eligibility criteria and was retained as Final AG5.</w:t>
+            </w:r>
+          </w:p>
+        </w:tc>
+        <w:tc>
+          <w:tcPr>
+            <w:tcW w:type="dxa" w:w="1600"/>
+          </w:tcPr>
+          <w:p>
+            <w:r>
+              <w:rPr>
+                <w:sz w:val="14"/>
+              </w:rPr>
+              <w:t>30 July 2026</w:t>
+            </w:r>
+          </w:p>
+        </w:tc>
+        <w:tc>
+          <w:tcPr>
+            <w:tcW w:type="dxa" w:w="1760"/>
+          </w:tcPr>
+          <w:p>
+            <w:r>
+              <w:rPr>
+                <w:sz w:val="14"/>
+              </w:rPr>
+              <w:t>5 August 2026</w:t>
             </w:r>
           </w:p>
         </w:tc>
@@ -1206,7 +1362,7 @@
                 <w:rFonts w:ascii="Arial" w:hAnsi="Arial" w:eastAsia="Arial"/>
                 <w:b w:val="0"/>
                 <w:i w:val="0"/>
-                <w:sz w:val="12"/>
+                <w:sz w:val="14"/>
               </w:rPr>
               <w:t>Initial AG6</w:t>
             </w:r>
@@ -1227,7 +1383,7 @@
                 <w:rFonts w:ascii="Arial" w:hAnsi="Arial" w:eastAsia="Arial"/>
                 <w:b w:val="0"/>
                 <w:i w:val="0"/>
-                <w:sz w:val="12"/>
+                <w:sz w:val="14"/>
               </w:rPr>
               <w:t>Huami / Amazfit</w:t>
             </w:r>
@@ -1248,7 +1404,7 @@
                 <w:rFonts w:ascii="Arial" w:hAnsi="Arial" w:eastAsia="Arial"/>
                 <w:b w:val="0"/>
                 <w:i w:val="0"/>
-                <w:sz w:val="12"/>
+                <w:sz w:val="14"/>
               </w:rPr>
               <w:t>Smartwatch / smart band</w:t>
             </w:r>
@@ -1262,9 +1418,10 @@
           </w:tcPr>
           <w:p>
             <w:r>
+              <w:rPr>
+                <w:sz w:val="14"/>
+              </w:rPr>
               <w:t>Official webpage: https://upload-cdn.huami.com/tposts/8191</w:t>
-              <w:br/>
-              <w:t>Archived source date: 2026-07-14</w:t>
             </w:r>
           </w:p>
         </w:tc>
@@ -1283,7 +1440,7 @@
                 <w:rFonts w:ascii="Arial" w:hAnsi="Arial" w:eastAsia="Arial"/>
                 <w:b w:val="0"/>
                 <w:i w:val="0"/>
-                <w:sz w:val="12"/>
+                <w:sz w:val="14"/>
               </w:rPr>
               <w:t>Amazfit Privacy Policy</w:t>
             </w:r>
@@ -1292,7 +1449,7 @@
                 <w:rFonts w:ascii="Arial" w:hAnsi="Arial" w:eastAsia="Arial"/>
                 <w:b w:val="0"/>
                 <w:i w:val="0"/>
-                <w:sz w:val="12"/>
+                <w:sz w:val="14"/>
               </w:rPr>
               <w:br w:type="textWrapping"/>
             </w:r>
@@ -1301,7 +1458,7 @@
                 <w:rFonts w:ascii="Arial" w:hAnsi="Arial" w:eastAsia="Arial"/>
                 <w:b w:val="0"/>
                 <w:i w:val="0"/>
-                <w:sz w:val="12"/>
+                <w:sz w:val="14"/>
               </w:rPr>
               <w:t>Archived source file: AG06_Amazfit_privacy_policy.md</w:t>
             </w:r>
@@ -1322,7 +1479,7 @@
                 <w:rFonts w:ascii="Arial" w:hAnsi="Arial" w:eastAsia="Arial"/>
                 <w:b w:val="0"/>
                 <w:i w:val="0"/>
-                <w:sz w:val="12"/>
+                <w:sz w:val="14"/>
               </w:rPr>
               <w:t>Included after full-text eligibility</w:t>
             </w:r>
@@ -1343,9 +1500,35 @@
                 <w:rFonts w:ascii="Arial" w:hAnsi="Arial" w:eastAsia="Arial"/>
                 <w:b w:val="0"/>
                 <w:i w:val="0"/>
-                <w:sz w:val="12"/>
+                <w:sz w:val="14"/>
               </w:rPr>
               <w:t>Met the final eligibility criteria and was retained as Final AG6.</w:t>
+            </w:r>
+          </w:p>
+        </w:tc>
+        <w:tc>
+          <w:tcPr>
+            <w:tcW w:type="dxa" w:w="1600"/>
+          </w:tcPr>
+          <w:p>
+            <w:r>
+              <w:rPr>
+                <w:sz w:val="14"/>
+              </w:rPr>
+              <w:t>Effective 3 June 2019</w:t>
+            </w:r>
+          </w:p>
+        </w:tc>
+        <w:tc>
+          <w:tcPr>
+            <w:tcW w:type="dxa" w:w="1760"/>
+          </w:tcPr>
+          <w:p>
+            <w:r>
+              <w:rPr>
+                <w:sz w:val="14"/>
+              </w:rPr>
+              <w:t>5 August 2026</w:t>
             </w:r>
           </w:p>
         </w:tc>
@@ -1385,7 +1568,7 @@
                 <w:rFonts w:ascii="Arial" w:hAnsi="Arial" w:eastAsia="Arial"/>
                 <w:b w:val="0"/>
                 <w:i w:val="0"/>
-                <w:sz w:val="12"/>
+                <w:sz w:val="14"/>
               </w:rPr>
               <w:t>Initial AG7</w:t>
             </w:r>
@@ -1406,7 +1589,7 @@
                 <w:rFonts w:ascii="Arial" w:hAnsi="Arial" w:eastAsia="Arial"/>
                 <w:b w:val="0"/>
                 <w:i w:val="0"/>
-                <w:sz w:val="12"/>
+                <w:sz w:val="14"/>
               </w:rPr>
               <w:t>Keep</w:t>
             </w:r>
@@ -1427,7 +1610,7 @@
                 <w:rFonts w:ascii="Arial" w:hAnsi="Arial" w:eastAsia="Arial"/>
                 <w:b w:val="0"/>
                 <w:i w:val="0"/>
-                <w:sz w:val="12"/>
+                <w:sz w:val="14"/>
               </w:rPr>
               <w:t>Smartwatch / smart band</w:t>
             </w:r>
@@ -1441,9 +1624,10 @@
           </w:tcPr>
           <w:p>
             <w:r>
+              <w:rPr>
+                <w:sz w:val="14"/>
+              </w:rPr>
               <w:t>Official webpage: https://m.gotokeep.com/fd-page/document/show?param=privacy</w:t>
-              <w:br/>
-              <w:t>Archived source date: 2026-08-03</w:t>
             </w:r>
           </w:p>
         </w:tc>
@@ -1462,7 +1646,7 @@
                 <w:rFonts w:ascii="Arial" w:hAnsi="Arial" w:eastAsia="Arial"/>
                 <w:b w:val="0"/>
                 <w:i w:val="0"/>
-                <w:sz w:val="12"/>
+                <w:sz w:val="14"/>
               </w:rPr>
               <w:t>Keep Privacy Policy</w:t>
             </w:r>
@@ -1471,7 +1655,7 @@
                 <w:rFonts w:ascii="Arial" w:hAnsi="Arial" w:eastAsia="Arial"/>
                 <w:b w:val="0"/>
                 <w:i w:val="0"/>
-                <w:sz w:val="12"/>
+                <w:sz w:val="14"/>
               </w:rPr>
               <w:br w:type="textWrapping"/>
             </w:r>
@@ -1480,7 +1664,7 @@
                 <w:rFonts w:ascii="Arial" w:hAnsi="Arial" w:eastAsia="Arial"/>
                 <w:b w:val="0"/>
                 <w:i w:val="0"/>
-                <w:sz w:val="12"/>
+                <w:sz w:val="14"/>
               </w:rPr>
               <w:t>Archived source file: AG07_Keep_privacy_policy.md</w:t>
             </w:r>
@@ -1501,7 +1685,7 @@
                 <w:rFonts w:ascii="Arial" w:hAnsi="Arial" w:eastAsia="Arial"/>
                 <w:b w:val="0"/>
                 <w:i w:val="0"/>
-                <w:sz w:val="12"/>
+                <w:sz w:val="14"/>
               </w:rPr>
               <w:t>Included after full-text eligibility</w:t>
             </w:r>
@@ -1522,9 +1706,35 @@
                 <w:rFonts w:ascii="Arial" w:hAnsi="Arial" w:eastAsia="Arial"/>
                 <w:b w:val="0"/>
                 <w:i w:val="0"/>
-                <w:sz w:val="12"/>
+                <w:sz w:val="14"/>
               </w:rPr>
               <w:t>Met the final eligibility criteria and was retained as Final AG7.</w:t>
+            </w:r>
+          </w:p>
+        </w:tc>
+        <w:tc>
+          <w:tcPr>
+            <w:tcW w:type="dxa" w:w="1600"/>
+          </w:tcPr>
+          <w:p>
+            <w:r>
+              <w:rPr>
+                <w:sz w:val="14"/>
+              </w:rPr>
+              <w:t>Updated 3 August 2026; effective 5 August 2026</w:t>
+            </w:r>
+          </w:p>
+        </w:tc>
+        <w:tc>
+          <w:tcPr>
+            <w:tcW w:type="dxa" w:w="1760"/>
+          </w:tcPr>
+          <w:p>
+            <w:r>
+              <w:rPr>
+                <w:sz w:val="14"/>
+              </w:rPr>
+              <w:t>5 August 2026</w:t>
             </w:r>
           </w:p>
         </w:tc>
@@ -1564,7 +1774,7 @@
                 <w:rFonts w:ascii="Arial" w:hAnsi="Arial" w:eastAsia="Arial"/>
                 <w:b w:val="0"/>
                 <w:i w:val="0"/>
-                <w:sz w:val="12"/>
+                <w:sz w:val="14"/>
               </w:rPr>
               <w:t>Initial AG8</w:t>
             </w:r>
@@ -1585,7 +1795,7 @@
                 <w:rFonts w:ascii="Arial" w:hAnsi="Arial" w:eastAsia="Arial"/>
                 <w:b w:val="0"/>
                 <w:i w:val="0"/>
-                <w:sz w:val="12"/>
+                <w:sz w:val="14"/>
               </w:rPr>
               <w:t>RingConn</w:t>
             </w:r>
@@ -1606,7 +1816,7 @@
                 <w:rFonts w:ascii="Arial" w:hAnsi="Arial" w:eastAsia="Arial"/>
                 <w:b w:val="0"/>
                 <w:i w:val="0"/>
-                <w:sz w:val="12"/>
+                <w:sz w:val="14"/>
               </w:rPr>
               <w:t>Smart ring</w:t>
             </w:r>
@@ -1620,9 +1830,10 @@
           </w:tcPr>
           <w:p>
             <w:r>
+              <w:rPr>
+                <w:sz w:val="14"/>
+              </w:rPr>
               <w:t>Official webpage: https://ringconn.com/pages/ringconn-app-privacy-policy</w:t>
-              <w:br/>
-              <w:t>Archived source date: 2026-04-08</w:t>
             </w:r>
           </w:p>
         </w:tc>
@@ -1641,7 +1852,7 @@
                 <w:rFonts w:ascii="Arial" w:hAnsi="Arial" w:eastAsia="Arial"/>
                 <w:b w:val="0"/>
                 <w:i w:val="0"/>
-                <w:sz w:val="12"/>
+                <w:sz w:val="14"/>
               </w:rPr>
               <w:t>RingConn App Privacy Policy</w:t>
             </w:r>
@@ -1650,7 +1861,7 @@
                 <w:rFonts w:ascii="Arial" w:hAnsi="Arial" w:eastAsia="Arial"/>
                 <w:b w:val="0"/>
                 <w:i w:val="0"/>
-                <w:sz w:val="12"/>
+                <w:sz w:val="14"/>
               </w:rPr>
               <w:br w:type="textWrapping"/>
             </w:r>
@@ -1659,7 +1870,7 @@
                 <w:rFonts w:ascii="Arial" w:hAnsi="Arial" w:eastAsia="Arial"/>
                 <w:b w:val="0"/>
                 <w:i w:val="0"/>
-                <w:sz w:val="12"/>
+                <w:sz w:val="14"/>
               </w:rPr>
               <w:t>Archived source file: AG08_RingConn_privacy_policy.md</w:t>
             </w:r>
@@ -1680,7 +1891,7 @@
                 <w:rFonts w:ascii="Arial" w:hAnsi="Arial" w:eastAsia="Arial"/>
                 <w:b w:val="0"/>
                 <w:i w:val="0"/>
-                <w:sz w:val="12"/>
+                <w:sz w:val="14"/>
               </w:rPr>
               <w:t>Included after full-text eligibility</w:t>
             </w:r>
@@ -1701,9 +1912,35 @@
                 <w:rFonts w:ascii="Arial" w:hAnsi="Arial" w:eastAsia="Arial"/>
                 <w:b w:val="0"/>
                 <w:i w:val="0"/>
-                <w:sz w:val="12"/>
+                <w:sz w:val="14"/>
               </w:rPr>
               <w:t>Met the final eligibility criteria and was retained as Final AG8.</w:t>
+            </w:r>
+          </w:p>
+        </w:tc>
+        <w:tc>
+          <w:tcPr>
+            <w:tcW w:type="dxa" w:w="1600"/>
+          </w:tcPr>
+          <w:p>
+            <w:r>
+              <w:rPr>
+                <w:sz w:val="14"/>
+              </w:rPr>
+              <w:t>8 April 2026</w:t>
+            </w:r>
+          </w:p>
+        </w:tc>
+        <w:tc>
+          <w:tcPr>
+            <w:tcW w:type="dxa" w:w="1760"/>
+          </w:tcPr>
+          <w:p>
+            <w:r>
+              <w:rPr>
+                <w:sz w:val="14"/>
+              </w:rPr>
+              <w:t>5 August 2026</w:t>
             </w:r>
           </w:p>
         </w:tc>
@@ -1743,7 +1980,7 @@
                 <w:rFonts w:ascii="Arial" w:hAnsi="Arial" w:eastAsia="Arial"/>
                 <w:b w:val="0"/>
                 <w:i w:val="0"/>
-                <w:sz w:val="12"/>
+                <w:sz w:val="14"/>
               </w:rPr>
               <w:t>Initial AG9</w:t>
             </w:r>
@@ -1764,7 +2001,7 @@
                 <w:rFonts w:ascii="Arial" w:hAnsi="Arial" w:eastAsia="Arial"/>
                 <w:b w:val="0"/>
                 <w:i w:val="0"/>
-                <w:sz w:val="12"/>
+                <w:sz w:val="14"/>
               </w:rPr>
               <w:t>Dreame</w:t>
             </w:r>
@@ -1785,7 +2022,7 @@
                 <w:rFonts w:ascii="Arial" w:hAnsi="Arial" w:eastAsia="Arial"/>
                 <w:b w:val="0"/>
                 <w:i w:val="0"/>
-                <w:sz w:val="12"/>
+                <w:sz w:val="14"/>
               </w:rPr>
               <w:t>Smart ring</w:t>
             </w:r>
@@ -1799,9 +2036,10 @@
           </w:tcPr>
           <w:p>
             <w:r>
+              <w:rPr>
+                <w:sz w:val="14"/>
+              </w:rPr>
               <w:t>Official webpage: https://protocol.dreame.tech/p2177/zh/general_privacyPolicy.html</w:t>
-              <w:br/>
-              <w:t>Archived source date: 2026-07-06</w:t>
             </w:r>
           </w:p>
         </w:tc>
@@ -1820,7 +2058,7 @@
                 <w:rFonts w:ascii="Arial" w:hAnsi="Arial" w:eastAsia="Arial"/>
                 <w:b w:val="0"/>
                 <w:i w:val="0"/>
-                <w:sz w:val="12"/>
+                <w:sz w:val="14"/>
               </w:rPr>
               <w:t>Dreame Health Privacy Policy</w:t>
             </w:r>
@@ -1829,7 +2067,7 @@
                 <w:rFonts w:ascii="Arial" w:hAnsi="Arial" w:eastAsia="Arial"/>
                 <w:b w:val="0"/>
                 <w:i w:val="0"/>
-                <w:sz w:val="12"/>
+                <w:sz w:val="14"/>
               </w:rPr>
               <w:br w:type="textWrapping"/>
             </w:r>
@@ -1838,7 +2076,7 @@
                 <w:rFonts w:ascii="Arial" w:hAnsi="Arial" w:eastAsia="Arial"/>
                 <w:b w:val="0"/>
                 <w:i w:val="0"/>
-                <w:sz w:val="12"/>
+                <w:sz w:val="14"/>
               </w:rPr>
               <w:t>Archived source file: AG09_Dreame_privacy_policy.md</w:t>
             </w:r>
@@ -1859,7 +2097,7 @@
                 <w:rFonts w:ascii="Arial" w:hAnsi="Arial" w:eastAsia="Arial"/>
                 <w:b w:val="0"/>
                 <w:i w:val="0"/>
-                <w:sz w:val="12"/>
+                <w:sz w:val="14"/>
               </w:rPr>
               <w:t>Included after full-text eligibility</w:t>
             </w:r>
@@ -1880,9 +2118,35 @@
                 <w:rFonts w:ascii="Arial" w:hAnsi="Arial" w:eastAsia="Arial"/>
                 <w:b w:val="0"/>
                 <w:i w:val="0"/>
-                <w:sz w:val="12"/>
+                <w:sz w:val="14"/>
               </w:rPr>
               <w:t>Met the final eligibility criteria and was retained as Final AG9.</w:t>
+            </w:r>
+          </w:p>
+        </w:tc>
+        <w:tc>
+          <w:tcPr>
+            <w:tcW w:type="dxa" w:w="1600"/>
+          </w:tcPr>
+          <w:p>
+            <w:r>
+              <w:rPr>
+                <w:sz w:val="14"/>
+              </w:rPr>
+              <w:t>Updated 6 July 2026; effective 13 July 2026</w:t>
+            </w:r>
+          </w:p>
+        </w:tc>
+        <w:tc>
+          <w:tcPr>
+            <w:tcW w:type="dxa" w:w="1760"/>
+          </w:tcPr>
+          <w:p>
+            <w:r>
+              <w:rPr>
+                <w:sz w:val="14"/>
+              </w:rPr>
+              <w:t>5 August 2026</w:t>
             </w:r>
           </w:p>
         </w:tc>
@@ -1922,7 +2186,7 @@
                 <w:rFonts w:ascii="Arial" w:hAnsi="Arial" w:eastAsia="Arial"/>
                 <w:b w:val="0"/>
                 <w:i w:val="0"/>
-                <w:sz w:val="12"/>
+                <w:sz w:val="14"/>
               </w:rPr>
               <w:t>Initial AG10</w:t>
             </w:r>
@@ -1943,7 +2207,7 @@
                 <w:rFonts w:ascii="Arial" w:hAnsi="Arial" w:eastAsia="Arial"/>
                 <w:b w:val="0"/>
                 <w:i w:val="0"/>
-                <w:sz w:val="12"/>
+                <w:sz w:val="14"/>
               </w:rPr>
               <w:t>Meizu / MYVU</w:t>
             </w:r>
@@ -1964,7 +2228,7 @@
                 <w:rFonts w:ascii="Arial" w:hAnsi="Arial" w:eastAsia="Arial"/>
                 <w:b w:val="0"/>
                 <w:i w:val="0"/>
-                <w:sz w:val="12"/>
+                <w:sz w:val="14"/>
               </w:rPr>
               <w:t>Smart ring</w:t>
             </w:r>
@@ -1978,9 +2242,10 @@
           </w:tcPr>
           <w:p>
             <w:r>
+              <w:rPr>
+                <w:sz w:val="14"/>
+              </w:rPr>
               <w:t>Official webpage: https://static.meizu.com/resources/term/privacy8.html</w:t>
-              <w:br/>
-              <w:t>Archived source date: 2025-01-10</w:t>
             </w:r>
           </w:p>
         </w:tc>
@@ -1999,7 +2264,7 @@
                 <w:rFonts w:ascii="Arial" w:hAnsi="Arial" w:eastAsia="Arial"/>
                 <w:b w:val="0"/>
                 <w:i w:val="0"/>
-                <w:sz w:val="12"/>
+                <w:sz w:val="14"/>
               </w:rPr>
               <w:t>MYVU Privacy Policy</w:t>
             </w:r>
@@ -2008,7 +2273,7 @@
                 <w:rFonts w:ascii="Arial" w:hAnsi="Arial" w:eastAsia="Arial"/>
                 <w:b w:val="0"/>
                 <w:i w:val="0"/>
-                <w:sz w:val="12"/>
+                <w:sz w:val="14"/>
               </w:rPr>
               <w:br w:type="textWrapping"/>
             </w:r>
@@ -2017,7 +2282,7 @@
                 <w:rFonts w:ascii="Arial" w:hAnsi="Arial" w:eastAsia="Arial"/>
                 <w:b w:val="0"/>
                 <w:i w:val="0"/>
-                <w:sz w:val="12"/>
+                <w:sz w:val="14"/>
               </w:rPr>
               <w:t>Archived source file: AG10_Meizu_MYVU_privacy_policy.md</w:t>
             </w:r>
@@ -2038,7 +2303,7 @@
                 <w:rFonts w:ascii="Arial" w:hAnsi="Arial" w:eastAsia="Arial"/>
                 <w:b w:val="0"/>
                 <w:i w:val="0"/>
-                <w:sz w:val="12"/>
+                <w:sz w:val="14"/>
               </w:rPr>
               <w:t>Included after full-text eligibility</w:t>
             </w:r>
@@ -2059,9 +2324,35 @@
                 <w:rFonts w:ascii="Arial" w:hAnsi="Arial" w:eastAsia="Arial"/>
                 <w:b w:val="0"/>
                 <w:i w:val="0"/>
-                <w:sz w:val="12"/>
+                <w:sz w:val="14"/>
               </w:rPr>
               <w:t>Met the final eligibility criteria and was retained as Final AG10.</w:t>
+            </w:r>
+          </w:p>
+        </w:tc>
+        <w:tc>
+          <w:tcPr>
+            <w:tcW w:type="dxa" w:w="1600"/>
+          </w:tcPr>
+          <w:p>
+            <w:r>
+              <w:rPr>
+                <w:sz w:val="14"/>
+              </w:rPr>
+              <w:t>Version 1.17; updated/effective 10 January 2025</w:t>
+            </w:r>
+          </w:p>
+        </w:tc>
+        <w:tc>
+          <w:tcPr>
+            <w:tcW w:type="dxa" w:w="1760"/>
+          </w:tcPr>
+          <w:p>
+            <w:r>
+              <w:rPr>
+                <w:sz w:val="14"/>
+              </w:rPr>
+              <w:t>5 August 2026</w:t>
             </w:r>
           </w:p>
         </w:tc>
@@ -2101,7 +2392,7 @@
                 <w:rFonts w:ascii="Arial" w:hAnsi="Arial" w:eastAsia="Arial"/>
                 <w:b w:val="0"/>
                 <w:i w:val="0"/>
-                <w:sz w:val="12"/>
+                <w:sz w:val="14"/>
               </w:rPr>
               <w:t>Initial AG11</w:t>
             </w:r>
@@ -2122,7 +2413,7 @@
                 <w:rFonts w:ascii="Arial" w:hAnsi="Arial" w:eastAsia="Arial"/>
                 <w:b w:val="0"/>
                 <w:i w:val="0"/>
-                <w:sz w:val="12"/>
+                <w:sz w:val="14"/>
               </w:rPr>
               <w:t>Black Shark</w:t>
             </w:r>
@@ -2143,7 +2434,7 @@
                 <w:rFonts w:ascii="Arial" w:hAnsi="Arial" w:eastAsia="Arial"/>
                 <w:b w:val="0"/>
                 <w:i w:val="0"/>
-                <w:sz w:val="12"/>
+                <w:sz w:val="14"/>
               </w:rPr>
               <w:t>Smart ring</w:t>
             </w:r>
@@ -2157,9 +2448,10 @@
           </w:tcPr>
           <w:p>
             <w:r>
-              <w:t>Application: Black Shark Ring</w:t>
-              <w:br/>
-              <w:t>Archived source date: 2024-03-07</w:t>
+              <w:rPr>
+                <w:sz w:val="14"/>
+              </w:rPr>
+              <w:t>In-app access: Black Shark Ring</w:t>
             </w:r>
           </w:p>
         </w:tc>
@@ -2178,7 +2470,7 @@
                 <w:rFonts w:ascii="Arial" w:hAnsi="Arial" w:eastAsia="Arial"/>
                 <w:b w:val="0"/>
                 <w:i w:val="0"/>
-                <w:sz w:val="12"/>
+                <w:sz w:val="14"/>
               </w:rPr>
               <w:t>Black Shark Smart Ring Privacy Policy</w:t>
             </w:r>
@@ -2187,7 +2479,7 @@
                 <w:rFonts w:ascii="Arial" w:hAnsi="Arial" w:eastAsia="Arial"/>
                 <w:b w:val="0"/>
                 <w:i w:val="0"/>
-                <w:sz w:val="12"/>
+                <w:sz w:val="14"/>
               </w:rPr>
               <w:br w:type="textWrapping"/>
             </w:r>
@@ -2196,7 +2488,7 @@
                 <w:rFonts w:ascii="Arial" w:hAnsi="Arial" w:eastAsia="Arial"/>
                 <w:b w:val="0"/>
                 <w:i w:val="0"/>
-                <w:sz w:val="12"/>
+                <w:sz w:val="14"/>
               </w:rPr>
               <w:t>Archived source file: AG11_Black_Shark_privacy_policy.md</w:t>
             </w:r>
@@ -2217,7 +2509,7 @@
                 <w:rFonts w:ascii="Arial" w:hAnsi="Arial" w:eastAsia="Arial"/>
                 <w:b w:val="0"/>
                 <w:i w:val="0"/>
-                <w:sz w:val="12"/>
+                <w:sz w:val="14"/>
               </w:rPr>
               <w:t>Included after full-text eligibility</w:t>
             </w:r>
@@ -2238,9 +2530,35 @@
                 <w:rFonts w:ascii="Arial" w:hAnsi="Arial" w:eastAsia="Arial"/>
                 <w:b w:val="0"/>
                 <w:i w:val="0"/>
-                <w:sz w:val="12"/>
+                <w:sz w:val="14"/>
               </w:rPr>
               <w:t>Met the final eligibility criteria and was retained as Final AG11.</w:t>
+            </w:r>
+          </w:p>
+        </w:tc>
+        <w:tc>
+          <w:tcPr>
+            <w:tcW w:type="dxa" w:w="1600"/>
+          </w:tcPr>
+          <w:p>
+            <w:r>
+              <w:rPr>
+                <w:sz w:val="14"/>
+              </w:rPr>
+              <w:t>Updated 7 March 2024</w:t>
+            </w:r>
+          </w:p>
+        </w:tc>
+        <w:tc>
+          <w:tcPr>
+            <w:tcW w:type="dxa" w:w="1760"/>
+          </w:tcPr>
+          <w:p>
+            <w:r>
+              <w:rPr>
+                <w:sz w:val="14"/>
+              </w:rPr>
+              <w:t>5 August 2026</w:t>
             </w:r>
           </w:p>
         </w:tc>
@@ -2280,7 +2598,7 @@
                 <w:rFonts w:ascii="Arial" w:hAnsi="Arial" w:eastAsia="Arial"/>
                 <w:b w:val="0"/>
                 <w:i w:val="0"/>
-                <w:sz w:val="12"/>
+                <w:sz w:val="14"/>
               </w:rPr>
               <w:t>Initial AG12</w:t>
             </w:r>
@@ -2301,7 +2619,7 @@
                 <w:rFonts w:ascii="Arial" w:hAnsi="Arial" w:eastAsia="Arial"/>
                 <w:b w:val="0"/>
                 <w:i w:val="0"/>
-                <w:sz w:val="12"/>
+                <w:sz w:val="14"/>
               </w:rPr>
               <w:t>HiFuture</w:t>
             </w:r>
@@ -2322,7 +2640,7 @@
                 <w:rFonts w:ascii="Arial" w:hAnsi="Arial" w:eastAsia="Arial"/>
                 <w:b w:val="0"/>
                 <w:i w:val="0"/>
-                <w:sz w:val="12"/>
+                <w:sz w:val="14"/>
               </w:rPr>
               <w:t>Smart ring</w:t>
             </w:r>
@@ -2335,43 +2653,11 @@
             <w:vAlign w:val="center"/>
           </w:tcPr>
           <w:p>
-            <w:pPr>
-              <w:spacing w:after="0" w:line="240" w:lineRule="auto"/>
-              <w:rPr>
-                <w:rFonts w:ascii="Arial" w:hAnsi="Arial" w:eastAsia="Arial"/>
-                <w:b w:val="0"/>
-                <w:i w:val="0"/>
-                <w:sz w:val="12"/>
-              </w:rPr>
-            </w:pPr>
-            <w:r>
-              <w:rPr>
-                <w:rFonts w:ascii="Arial" w:hAnsi="Arial" w:eastAsia="Arial"/>
-                <w:b w:val="0"/>
-                <w:i w:val="0"/>
-                <w:sz w:val="12"/>
-              </w:rPr>
-              <w:t>Application access point: APP</w:t>
-            </w:r>
-          </w:p>
-          <w:p>
-            <w:pPr>
-              <w:spacing w:after="0" w:line="240" w:lineRule="auto"/>
-              <w:rPr>
-                <w:rFonts w:ascii="Arial" w:hAnsi="Arial" w:eastAsia="Arial"/>
-                <w:b w:val="0"/>
-                <w:i w:val="0"/>
-                <w:sz w:val="12"/>
-              </w:rPr>
-            </w:pPr>
-            <w:r>
-              <w:rPr>
-                <w:rFonts w:hint="eastAsia" w:ascii="Arial" w:hAnsi="Arial" w:eastAsia="Arial"/>
-                <w:b w:val="0"/>
-                <w:i w:val="0"/>
-                <w:sz w:val="12"/>
-              </w:rPr>
-              <w:t>Archived source date: 2024-03-07</w:t>
+            <w:r>
+              <w:rPr>
+                <w:sz w:val="14"/>
+              </w:rPr>
+              <w:t>In-app access: HiFuture; no evaluable policy document was preserved</w:t>
             </w:r>
           </w:p>
         </w:tc>
@@ -2390,7 +2676,7 @@
                 <w:rFonts w:ascii="Arial" w:hAnsi="Arial" w:eastAsia="Arial"/>
                 <w:b w:val="0"/>
                 <w:i w:val="0"/>
-                <w:sz w:val="12"/>
+                <w:sz w:val="14"/>
               </w:rPr>
               <w:t>No evaluable policy document preserved in the archived case file</w:t>
             </w:r>
@@ -2411,7 +2697,7 @@
                 <w:rFonts w:ascii="Arial" w:hAnsi="Arial" w:eastAsia="Arial"/>
                 <w:b w:val="0"/>
                 <w:i w:val="0"/>
-                <w:sz w:val="12"/>
+                <w:sz w:val="14"/>
               </w:rPr>
               <w:t>Excluded at document-availability assessment</w:t>
             </w:r>
@@ -2432,9 +2718,35 @@
                 <w:rFonts w:ascii="Arial" w:hAnsi="Arial" w:eastAsia="Arial"/>
                 <w:b w:val="0"/>
                 <w:i w:val="0"/>
-                <w:sz w:val="12"/>
+                <w:sz w:val="14"/>
               </w:rPr>
               <w:t>No evaluable policy document was preserved in the archived case file; the original AG12 entry was removed before full-text assessment.</w:t>
+            </w:r>
+          </w:p>
+        </w:tc>
+        <w:tc>
+          <w:tcPr>
+            <w:tcW w:type="dxa" w:w="1600"/>
+          </w:tcPr>
+          <w:p>
+            <w:r>
+              <w:rPr>
+                <w:sz w:val="14"/>
+              </w:rPr>
+              <w:t>Not available: no evaluable policy document was preserved</w:t>
+            </w:r>
+          </w:p>
+        </w:tc>
+        <w:tc>
+          <w:tcPr>
+            <w:tcW w:type="dxa" w:w="1760"/>
+          </w:tcPr>
+          <w:p>
+            <w:r>
+              <w:rPr>
+                <w:sz w:val="14"/>
+              </w:rPr>
+              <w:t>Accessed during candidate screening by 5 August 2026; exact access date not separately recorded</w:t>
             </w:r>
           </w:p>
         </w:tc>
@@ -2474,7 +2786,7 @@
                 <w:rFonts w:ascii="Arial" w:hAnsi="Arial" w:eastAsia="Arial"/>
                 <w:b w:val="0"/>
                 <w:i w:val="0"/>
-                <w:sz w:val="12"/>
+                <w:sz w:val="14"/>
               </w:rPr>
               <w:t>Initial AG13</w:t>
             </w:r>
@@ -2495,7 +2807,7 @@
                 <w:rFonts w:ascii="Arial" w:hAnsi="Arial" w:eastAsia="Arial"/>
                 <w:b w:val="0"/>
                 <w:i w:val="0"/>
-                <w:sz w:val="12"/>
+                <w:sz w:val="14"/>
               </w:rPr>
               <w:t>RayNeo</w:t>
             </w:r>
@@ -2516,7 +2828,7 @@
                 <w:rFonts w:ascii="Arial" w:hAnsi="Arial" w:eastAsia="Arial"/>
                 <w:b w:val="0"/>
                 <w:i w:val="0"/>
-                <w:sz w:val="12"/>
+                <w:sz w:val="14"/>
               </w:rPr>
               <w:t>AR smart glasses</w:t>
             </w:r>
@@ -2529,58 +2841,11 @@
             <w:vAlign w:val="center"/>
           </w:tcPr>
           <w:p>
-            <w:pPr>
-              <w:spacing w:after="0" w:line="240" w:lineRule="auto"/>
-            </w:pPr>
-            <w:r>
-              <w:rPr>
-                <w:rFonts w:ascii="Arial" w:hAnsi="Arial" w:eastAsia="Arial"/>
-                <w:b w:val="0"/>
-                <w:i w:val="0"/>
-                <w:sz w:val="12"/>
-              </w:rPr>
-              <w:t xml:space="preserve">Official webpage: </w:t>
-            </w:r>
-            <w:r>
-              <w:fldChar w:fldCharType="begin"/>
-            </w:r>
-            <w:r>
-              <w:instrText xml:space="preserve"> HYPERLINK "https://rayneo.cn/xr-richtex/?parentTag=privacy_policy_zh_CN&amp;tag=20231225" \h </w:instrText>
-            </w:r>
-            <w:r>
-              <w:fldChar w:fldCharType="separate"/>
-            </w:r>
-            <w:r>
-              <w:rPr>
-                <w:rFonts w:ascii="Arial" w:hAnsi="Arial"/>
-                <w:color w:val="0563C1"/>
-                <w:sz w:val="12"/>
-                <w:u w:val="single"/>
-              </w:rPr>
-              <w:t>rayneo.cn [link]</w:t>
-            </w:r>
-            <w:r>
-              <w:rPr>
-                <w:rFonts w:ascii="Arial" w:hAnsi="Arial"/>
-                <w:color w:val="0563C1"/>
-                <w:sz w:val="12"/>
-                <w:u w:val="single"/>
-              </w:rPr>
-              <w:fldChar w:fldCharType="end"/>
-            </w:r>
-          </w:p>
-          <w:p>
-            <w:pPr>
-              <w:spacing w:after="0" w:line="240" w:lineRule="auto"/>
-            </w:pPr>
-            <w:r>
-              <w:rPr>
-                <w:rFonts w:ascii="Arial" w:hAnsi="Arial" w:eastAsia="Arial"/>
-                <w:b w:val="0"/>
-                <w:i w:val="0"/>
-                <w:sz w:val="12"/>
-              </w:rPr>
-              <w:t>Archived source date: 2025-06-01</w:t>
+            <w:r>
+              <w:rPr>
+                <w:sz w:val="14"/>
+              </w:rPr>
+              <w:t>Official webpage: https://rayneo.cn/xr-richtex/?parentTag=privacy_policy_zh_CN&amp;tag=20231225</w:t>
             </w:r>
           </w:p>
         </w:tc>
@@ -2599,7 +2864,7 @@
                 <w:rFonts w:ascii="Arial" w:hAnsi="Arial" w:eastAsia="Arial"/>
                 <w:b w:val="0"/>
                 <w:i w:val="0"/>
-                <w:sz w:val="12"/>
+                <w:sz w:val="14"/>
               </w:rPr>
               <w:t>RayNeo Privacy Policy</w:t>
             </w:r>
@@ -2620,7 +2885,7 @@
                 <w:rFonts w:ascii="Arial" w:hAnsi="Arial" w:eastAsia="Arial"/>
                 <w:b w:val="0"/>
                 <w:i w:val="0"/>
-                <w:sz w:val="12"/>
+                <w:sz w:val="14"/>
               </w:rPr>
               <w:t>Excluded at full-text eligibility</w:t>
             </w:r>
@@ -2641,9 +2906,35 @@
                 <w:rFonts w:ascii="Arial" w:hAnsi="Arial" w:eastAsia="Arial"/>
                 <w:b w:val="0"/>
                 <w:i w:val="0"/>
-                <w:sz w:val="12"/>
+                <w:sz w:val="14"/>
               </w:rPr>
               <w:t>AR smart-glasses case outside the final analytic scope, which was limited to smartwatches/smart bands, smart rings, and smart earbuds.</w:t>
+            </w:r>
+          </w:p>
+        </w:tc>
+        <w:tc>
+          <w:tcPr>
+            <w:tcW w:type="dxa" w:w="1600"/>
+          </w:tcPr>
+          <w:p>
+            <w:r>
+              <w:rPr>
+                <w:sz w:val="14"/>
+              </w:rPr>
+              <w:t>Effective 1 June 2025</w:t>
+            </w:r>
+          </w:p>
+        </w:tc>
+        <w:tc>
+          <w:tcPr>
+            <w:tcW w:type="dxa" w:w="1760"/>
+          </w:tcPr>
+          <w:p>
+            <w:r>
+              <w:rPr>
+                <w:sz w:val="14"/>
+              </w:rPr>
+              <w:t>Accessed during candidate screening by 5 August 2026; exact access date not separately recorded</w:t>
             </w:r>
           </w:p>
         </w:tc>
@@ -2683,7 +2974,7 @@
                 <w:rFonts w:ascii="Arial" w:hAnsi="Arial" w:eastAsia="Arial"/>
                 <w:b w:val="0"/>
                 <w:i w:val="0"/>
-                <w:sz w:val="12"/>
+                <w:sz w:val="14"/>
               </w:rPr>
               <w:t>Initial AG14</w:t>
             </w:r>
@@ -2704,7 +2995,7 @@
                 <w:rFonts w:ascii="Arial" w:hAnsi="Arial" w:eastAsia="Arial"/>
                 <w:b w:val="0"/>
                 <w:i w:val="0"/>
-                <w:sz w:val="12"/>
+                <w:sz w:val="14"/>
               </w:rPr>
               <w:t>Rokid</w:t>
             </w:r>
@@ -2725,7 +3016,7 @@
                 <w:rFonts w:ascii="Arial" w:hAnsi="Arial" w:eastAsia="Arial"/>
                 <w:b w:val="0"/>
                 <w:i w:val="0"/>
-                <w:sz w:val="12"/>
+                <w:sz w:val="14"/>
               </w:rPr>
               <w:t>AR smart glasses</w:t>
             </w:r>
@@ -2738,31 +3029,11 @@
             <w:vAlign w:val="center"/>
           </w:tcPr>
           <w:p>
-            <w:pPr>
-              <w:spacing w:after="0" w:line="240" w:lineRule="auto"/>
-            </w:pPr>
-            <w:r>
-              <w:rPr>
-                <w:rFonts w:ascii="Arial" w:hAnsi="Arial" w:eastAsia="Arial"/>
-                <w:b w:val="0"/>
-                <w:i w:val="0"/>
-                <w:sz w:val="12"/>
-              </w:rPr>
-              <w:t>Application: rockid ai</w:t>
-            </w:r>
-          </w:p>
-          <w:p>
-            <w:pPr>
-              <w:spacing w:after="0" w:line="240" w:lineRule="auto"/>
-            </w:pPr>
-            <w:r>
-              <w:rPr>
-                <w:rFonts w:ascii="Arial" w:hAnsi="Arial" w:eastAsia="Arial"/>
-                <w:b w:val="0"/>
-                <w:i w:val="0"/>
-                <w:sz w:val="12"/>
-              </w:rPr>
-              <w:t>Archived source date: 2026-06-15</w:t>
+            <w:r>
+              <w:rPr>
+                <w:sz w:val="14"/>
+              </w:rPr>
+              <w:t>Official webpage: https://static.rokidcdn.com/agreement/Policy.html?lang=zh-CN</w:t>
             </w:r>
           </w:p>
         </w:tc>
@@ -2781,7 +3052,7 @@
                 <w:rFonts w:ascii="Arial" w:hAnsi="Arial" w:eastAsia="Arial"/>
                 <w:b w:val="0"/>
                 <w:i w:val="0"/>
-                <w:sz w:val="12"/>
+                <w:sz w:val="14"/>
               </w:rPr>
               <w:t>Rokid AI Privacy Policy</w:t>
             </w:r>
@@ -2802,7 +3073,7 @@
                 <w:rFonts w:ascii="Arial" w:hAnsi="Arial" w:eastAsia="Arial"/>
                 <w:b w:val="0"/>
                 <w:i w:val="0"/>
-                <w:sz w:val="12"/>
+                <w:sz w:val="14"/>
               </w:rPr>
               <w:t>Excluded at full-text eligibility</w:t>
             </w:r>
@@ -2823,9 +3094,35 @@
                 <w:rFonts w:ascii="Arial" w:hAnsi="Arial" w:eastAsia="Arial"/>
                 <w:b w:val="0"/>
                 <w:i w:val="0"/>
-                <w:sz w:val="12"/>
+                <w:sz w:val="14"/>
               </w:rPr>
               <w:t>AR smart-glasses case outside the final analytic scope, which was limited to smartwatches/smart bands, smart rings, and smart earbuds.</w:t>
+            </w:r>
+          </w:p>
+        </w:tc>
+        <w:tc>
+          <w:tcPr>
+            <w:tcW w:type="dxa" w:w="1600"/>
+          </w:tcPr>
+          <w:p>
+            <w:r>
+              <w:rPr>
+                <w:sz w:val="14"/>
+              </w:rPr>
+              <w:t>Updated/effective 15 June 2026</w:t>
+            </w:r>
+          </w:p>
+        </w:tc>
+        <w:tc>
+          <w:tcPr>
+            <w:tcW w:type="dxa" w:w="1760"/>
+          </w:tcPr>
+          <w:p>
+            <w:r>
+              <w:rPr>
+                <w:sz w:val="14"/>
+              </w:rPr>
+              <w:t>Accessed during candidate screening by 5 August 2026; exact access date not separately recorded</w:t>
             </w:r>
           </w:p>
         </w:tc>
@@ -2865,7 +3162,7 @@
                 <w:rFonts w:ascii="Arial" w:hAnsi="Arial" w:eastAsia="Arial"/>
                 <w:b w:val="0"/>
                 <w:i w:val="0"/>
-                <w:sz w:val="12"/>
+                <w:sz w:val="14"/>
               </w:rPr>
               <w:t>Initial AG15</w:t>
             </w:r>
@@ -2886,7 +3183,7 @@
                 <w:rFonts w:ascii="Arial" w:hAnsi="Arial" w:eastAsia="Arial"/>
                 <w:b w:val="0"/>
                 <w:i w:val="0"/>
-                <w:sz w:val="12"/>
+                <w:sz w:val="14"/>
               </w:rPr>
               <w:t>Lawaken</w:t>
             </w:r>
@@ -2907,7 +3204,7 @@
                 <w:rFonts w:ascii="Arial" w:hAnsi="Arial" w:eastAsia="Arial"/>
                 <w:b w:val="0"/>
                 <w:i w:val="0"/>
-                <w:sz w:val="12"/>
+                <w:sz w:val="14"/>
               </w:rPr>
               <w:t>AR smart glasses</w:t>
             </w:r>
@@ -2920,58 +3217,11 @@
             <w:vAlign w:val="center"/>
           </w:tcPr>
           <w:p>
-            <w:pPr>
-              <w:spacing w:after="0" w:line="240" w:lineRule="auto"/>
-            </w:pPr>
-            <w:r>
-              <w:rPr>
-                <w:rFonts w:ascii="Arial" w:hAnsi="Arial" w:eastAsia="Arial"/>
-                <w:b w:val="0"/>
-                <w:i w:val="0"/>
-                <w:sz w:val="12"/>
-              </w:rPr>
-              <w:t xml:space="preserve">Official webpage: </w:t>
-            </w:r>
-            <w:r>
-              <w:fldChar w:fldCharType="begin"/>
-            </w:r>
-            <w:r>
-              <w:instrText xml:space="preserve"> HYPERLINK "https://lawaken.com/agreement/lawkgo_privacy.html" \h </w:instrText>
-            </w:r>
-            <w:r>
-              <w:fldChar w:fldCharType="separate"/>
-            </w:r>
-            <w:r>
-              <w:rPr>
-                <w:rFonts w:ascii="Arial" w:hAnsi="Arial"/>
-                <w:color w:val="0563C1"/>
-                <w:sz w:val="12"/>
-                <w:u w:val="single"/>
-              </w:rPr>
-              <w:t>lawaken.com [link]</w:t>
-            </w:r>
-            <w:r>
-              <w:rPr>
-                <w:rFonts w:ascii="Arial" w:hAnsi="Arial"/>
-                <w:color w:val="0563C1"/>
-                <w:sz w:val="12"/>
-                <w:u w:val="single"/>
-              </w:rPr>
-              <w:fldChar w:fldCharType="end"/>
-            </w:r>
-          </w:p>
-          <w:p>
-            <w:pPr>
-              <w:spacing w:after="0" w:line="240" w:lineRule="auto"/>
-            </w:pPr>
-            <w:r>
-              <w:rPr>
-                <w:rFonts w:ascii="Arial" w:hAnsi="Arial" w:eastAsia="Arial"/>
-                <w:b w:val="0"/>
-                <w:i w:val="0"/>
-                <w:sz w:val="12"/>
-              </w:rPr>
-              <w:t>Archived source date: 2026-04-01</w:t>
+            <w:r>
+              <w:rPr>
+                <w:sz w:val="14"/>
+              </w:rPr>
+              <w:t>Official webpages recorded in the candidate materials: https://lawaken.com/help/Privacy%20Policy/ and https://lawaken.com/agreement/lawkgo_privacy.html</w:t>
             </w:r>
           </w:p>
         </w:tc>
@@ -2990,7 +3240,7 @@
                 <w:rFonts w:ascii="Arial" w:hAnsi="Arial" w:eastAsia="Arial"/>
                 <w:b w:val="0"/>
                 <w:i w:val="0"/>
-                <w:sz w:val="12"/>
+                <w:sz w:val="14"/>
               </w:rPr>
               <w:t>Lawaken Privacy Policy</w:t>
             </w:r>
@@ -3011,7 +3261,7 @@
                 <w:rFonts w:ascii="Arial" w:hAnsi="Arial" w:eastAsia="Arial"/>
                 <w:b w:val="0"/>
                 <w:i w:val="0"/>
-                <w:sz w:val="12"/>
+                <w:sz w:val="14"/>
               </w:rPr>
               <w:t>Excluded at full-text eligibility</w:t>
             </w:r>
@@ -3032,9 +3282,35 @@
                 <w:rFonts w:ascii="Arial" w:hAnsi="Arial" w:eastAsia="Arial"/>
                 <w:b w:val="0"/>
                 <w:i w:val="0"/>
-                <w:sz w:val="12"/>
+                <w:sz w:val="14"/>
               </w:rPr>
               <w:t>AR smart-glasses case outside the final analytic scope, which was limited to smartwatches/smart bands, smart rings, and smart earbuds.</w:t>
+            </w:r>
+          </w:p>
+        </w:tc>
+        <w:tc>
+          <w:tcPr>
+            <w:tcW w:type="dxa" w:w="1600"/>
+          </w:tcPr>
+          <w:p>
+            <w:r>
+              <w:rPr>
+                <w:sz w:val="14"/>
+              </w:rPr>
+              <w:t>Updated 1 April 2026</w:t>
+            </w:r>
+          </w:p>
+        </w:tc>
+        <w:tc>
+          <w:tcPr>
+            <w:tcW w:type="dxa" w:w="1760"/>
+          </w:tcPr>
+          <w:p>
+            <w:r>
+              <w:rPr>
+                <w:sz w:val="14"/>
+              </w:rPr>
+              <w:t>Accessed during candidate screening by 5 August 2026; exact access date not separately recorded</w:t>
             </w:r>
           </w:p>
         </w:tc>
@@ -3074,7 +3350,7 @@
                 <w:rFonts w:ascii="Arial" w:hAnsi="Arial" w:eastAsia="Arial"/>
                 <w:b w:val="0"/>
                 <w:i w:val="0"/>
-                <w:sz w:val="12"/>
+                <w:sz w:val="14"/>
               </w:rPr>
               <w:t>Initial AG16</w:t>
             </w:r>
@@ -3095,7 +3371,7 @@
                 <w:rFonts w:ascii="Arial" w:hAnsi="Arial" w:eastAsia="Arial"/>
                 <w:b w:val="0"/>
                 <w:i w:val="0"/>
-                <w:sz w:val="12"/>
+                <w:sz w:val="14"/>
               </w:rPr>
               <w:t>VITURE</w:t>
             </w:r>
@@ -3116,7 +3392,7 @@
                 <w:rFonts w:ascii="Arial" w:hAnsi="Arial" w:eastAsia="Arial"/>
                 <w:b w:val="0"/>
                 <w:i w:val="0"/>
-                <w:sz w:val="12"/>
+                <w:sz w:val="14"/>
               </w:rPr>
               <w:t>AR smart glasses</w:t>
             </w:r>
@@ -3129,58 +3405,11 @@
             <w:vAlign w:val="center"/>
           </w:tcPr>
           <w:p>
-            <w:pPr>
-              <w:spacing w:after="0" w:line="240" w:lineRule="auto"/>
-            </w:pPr>
-            <w:r>
-              <w:rPr>
-                <w:rFonts w:ascii="Arial" w:hAnsi="Arial" w:eastAsia="Arial"/>
-                <w:b w:val="0"/>
-                <w:i w:val="0"/>
-                <w:sz w:val="12"/>
-              </w:rPr>
-              <w:t xml:space="preserve">Official webpage / application: </w:t>
-            </w:r>
-            <w:r>
-              <w:fldChar w:fldCharType="begin"/>
-            </w:r>
-            <w:r>
-              <w:instrText xml:space="preserve"> HYPERLINK "https://static.viture.dev/privacy-policy/v1/zh-cn/index.html" \h </w:instrText>
-            </w:r>
-            <w:r>
-              <w:fldChar w:fldCharType="separate"/>
-            </w:r>
-            <w:r>
-              <w:rPr>
-                <w:rFonts w:ascii="Arial" w:hAnsi="Arial"/>
-                <w:color w:val="0563C1"/>
-                <w:sz w:val="12"/>
-                <w:u w:val="single"/>
-              </w:rPr>
-              <w:t>static.viture.dev [link]</w:t>
-            </w:r>
-            <w:r>
-              <w:rPr>
-                <w:rFonts w:ascii="Arial" w:hAnsi="Arial"/>
-                <w:color w:val="0563C1"/>
-                <w:sz w:val="12"/>
-                <w:u w:val="single"/>
-              </w:rPr>
-              <w:fldChar w:fldCharType="end"/>
-            </w:r>
-          </w:p>
-          <w:p>
-            <w:pPr>
-              <w:spacing w:after="0" w:line="240" w:lineRule="auto"/>
-            </w:pPr>
-            <w:r>
-              <w:rPr>
-                <w:rFonts w:ascii="Arial" w:hAnsi="Arial" w:eastAsia="Arial"/>
-                <w:b w:val="0"/>
-                <w:i w:val="0"/>
-                <w:sz w:val="12"/>
-              </w:rPr>
-              <w:t>Archived source date: 2026-05-01</w:t>
+            <w:r>
+              <w:rPr>
+                <w:sz w:val="14"/>
+              </w:rPr>
+              <w:t>Official webpage: https://static.viture.dev/privacy-policy/v1/zh-cn/index.html</w:t>
             </w:r>
           </w:p>
         </w:tc>
@@ -3199,7 +3428,7 @@
                 <w:rFonts w:ascii="Arial" w:hAnsi="Arial" w:eastAsia="Arial"/>
                 <w:b w:val="0"/>
                 <w:i w:val="0"/>
-                <w:sz w:val="12"/>
+                <w:sz w:val="14"/>
               </w:rPr>
               <w:t>VITURE Privacy Policy</w:t>
             </w:r>
@@ -3220,7 +3449,7 @@
                 <w:rFonts w:ascii="Arial" w:hAnsi="Arial" w:eastAsia="Arial"/>
                 <w:b w:val="0"/>
                 <w:i w:val="0"/>
-                <w:sz w:val="12"/>
+                <w:sz w:val="14"/>
               </w:rPr>
               <w:t>Excluded at full-text eligibility</w:t>
             </w:r>
@@ -3241,9 +3470,35 @@
                 <w:rFonts w:ascii="Arial" w:hAnsi="Arial" w:eastAsia="Arial"/>
                 <w:b w:val="0"/>
                 <w:i w:val="0"/>
-                <w:sz w:val="12"/>
+                <w:sz w:val="14"/>
               </w:rPr>
               <w:t>AR smart-glasses case outside the final analytic scope, which was limited to smartwatches/smart bands, smart rings, and smart earbuds.</w:t>
+            </w:r>
+          </w:p>
+        </w:tc>
+        <w:tc>
+          <w:tcPr>
+            <w:tcW w:type="dxa" w:w="1600"/>
+          </w:tcPr>
+          <w:p>
+            <w:r>
+              <w:rPr>
+                <w:sz w:val="14"/>
+              </w:rPr>
+              <w:t>Updated/effective May 2026</w:t>
+            </w:r>
+          </w:p>
+        </w:tc>
+        <w:tc>
+          <w:tcPr>
+            <w:tcW w:type="dxa" w:w="1760"/>
+          </w:tcPr>
+          <w:p>
+            <w:r>
+              <w:rPr>
+                <w:sz w:val="14"/>
+              </w:rPr>
+              <w:t>Accessed during candidate screening by 5 August 2026; exact access date not separately recorded</w:t>
             </w:r>
           </w:p>
         </w:tc>
@@ -3283,7 +3538,7 @@
                 <w:rFonts w:ascii="Arial" w:hAnsi="Arial" w:eastAsia="Arial"/>
                 <w:b w:val="0"/>
                 <w:i w:val="0"/>
-                <w:sz w:val="12"/>
+                <w:sz w:val="14"/>
               </w:rPr>
               <w:t>Initial AG17</w:t>
             </w:r>
@@ -3297,6 +3552,9 @@
           </w:tcPr>
           <w:p>
             <w:r>
+              <w:rPr>
+                <w:sz w:val="14"/>
+              </w:rPr>
               <w:t>Lenovo</w:t>
             </w:r>
           </w:p>
@@ -3309,6 +3567,9 @@
           </w:tcPr>
           <w:p>
             <w:r>
+              <w:rPr>
+                <w:sz w:val="14"/>
+              </w:rPr>
               <w:t>Smartwatch / smart band</w:t>
             </w:r>
           </w:p>
@@ -3321,11 +3582,10 @@
           </w:tcPr>
           <w:p>
             <w:r>
-              <w:t>Official webpage: https://lenovo-api.idours.cn/privacy_policy.html</w:t>
-              <w:br/>
-              <w:t>Incorporated supplement: https://www.lenovo.com.cn/statement/privacy.html?tab=2</w:t>
-              <w:br/>
-              <w:t>Supplementary source-matching cut-off: 2026-09-25; archived: 2026-09-27</w:t>
+              <w:rPr>
+                <w:sz w:val="14"/>
+              </w:rPr>
+              <w:t>Official webpages: https://lenovo-api.idours.cn/privacy_policy.html; incorporated supplement: https://www.lenovo.com.cn/statement/privacy.html?tab=2</w:t>
             </w:r>
           </w:p>
         </w:tc>
@@ -3337,6 +3597,9 @@
           </w:tcPr>
           <w:p>
             <w:r>
+              <w:rPr>
+                <w:sz w:val="14"/>
+              </w:rPr>
               <w:t>Lenovo Health Life Privacy Policy; incorporated supplement: Lenovo and Motorola Products Privacy Statement</w:t>
               <w:br/>
               <w:t>Archived source files: AG12_Lenovo_Health_Life_privacy_policy.md; AG12_Lenovo_General_Privacy_Statement_supplement.md</w:t>
@@ -3358,7 +3621,7 @@
                 <w:rFonts w:ascii="Arial" w:hAnsi="Arial" w:eastAsia="Arial"/>
                 <w:b w:val="0"/>
                 <w:i w:val="0"/>
-                <w:sz w:val="12"/>
+                <w:sz w:val="14"/>
               </w:rPr>
               <w:t>Included after full-text eligibility</w:t>
             </w:r>
@@ -3379,9 +3642,35 @@
                 <w:rFonts w:ascii="Arial" w:hAnsi="Arial" w:eastAsia="Arial"/>
                 <w:b w:val="0"/>
                 <w:i w:val="0"/>
-                <w:sz w:val="12"/>
+                <w:sz w:val="14"/>
               </w:rPr>
               <w:t>Met the final eligibility criteria and was retained as Final AG12.</w:t>
+            </w:r>
+          </w:p>
+        </w:tc>
+        <w:tc>
+          <w:tcPr>
+            <w:tcW w:type="dxa" w:w="1600"/>
+          </w:tcPr>
+          <w:p>
+            <w:r>
+              <w:rPr>
+                <w:sz w:val="14"/>
+              </w:rPr>
+              <w:t>Health Life policy effective 8 October 2024; incorporated general statement updated 21 August 2025</w:t>
+            </w:r>
+          </w:p>
+        </w:tc>
+        <w:tc>
+          <w:tcPr>
+            <w:tcW w:type="dxa" w:w="1760"/>
+          </w:tcPr>
+          <w:p>
+            <w:r>
+              <w:rPr>
+                <w:sz w:val="14"/>
+              </w:rPr>
+              <w:t>Supplementary source matching closed 25 September 2026; product-specific policy archived 27 September 2026; incorporated statement accessed 5 August 2026</w:t>
             </w:r>
           </w:p>
         </w:tc>
@@ -3421,7 +3710,7 @@
                 <w:rFonts w:ascii="Arial" w:hAnsi="Arial" w:eastAsia="Arial"/>
                 <w:b w:val="0"/>
                 <w:i w:val="0"/>
-                <w:sz w:val="12"/>
+                <w:sz w:val="14"/>
               </w:rPr>
               <w:t>Initial AG18</w:t>
             </w:r>
@@ -3442,7 +3731,7 @@
                 <w:rFonts w:ascii="Arial" w:hAnsi="Arial" w:eastAsia="Arial"/>
                 <w:b w:val="0"/>
                 <w:i w:val="0"/>
-                <w:sz w:val="12"/>
+                <w:sz w:val="14"/>
               </w:rPr>
               <w:t>Baidu / Xiaodu</w:t>
             </w:r>
@@ -3463,7 +3752,7 @@
                 <w:rFonts w:ascii="Arial" w:hAnsi="Arial" w:eastAsia="Arial"/>
                 <w:b w:val="0"/>
                 <w:i w:val="0"/>
-                <w:sz w:val="12"/>
+                <w:sz w:val="14"/>
               </w:rPr>
               <w:t>Smartwatch / smart band</w:t>
             </w:r>
@@ -3477,9 +3766,10 @@
           </w:tcPr>
           <w:p>
             <w:r>
+              <w:rPr>
+                <w:sz w:val="14"/>
+              </w:rPr>
               <w:t>Official webpage: https://xiaodu.baidu.com/webssr/protocol?id=f9fb105e-d4b4-4953-a5a3-744f835dff65</w:t>
-              <w:br/>
-              <w:t>Archived source date: 2026-07-14</w:t>
             </w:r>
           </w:p>
         </w:tc>
@@ -3498,7 +3788,7 @@
                 <w:rFonts w:ascii="Arial" w:hAnsi="Arial" w:eastAsia="Arial"/>
                 <w:b w:val="0"/>
                 <w:i w:val="0"/>
-                <w:sz w:val="12"/>
+                <w:sz w:val="14"/>
               </w:rPr>
               <w:t>DuerOS Privacy Policy</w:t>
             </w:r>
@@ -3507,7 +3797,7 @@
                 <w:rFonts w:ascii="Arial" w:hAnsi="Arial" w:eastAsia="Arial"/>
                 <w:b w:val="0"/>
                 <w:i w:val="0"/>
-                <w:sz w:val="12"/>
+                <w:sz w:val="14"/>
               </w:rPr>
               <w:br w:type="textWrapping"/>
             </w:r>
@@ -3516,7 +3806,7 @@
                 <w:rFonts w:ascii="Arial" w:hAnsi="Arial" w:eastAsia="Arial"/>
                 <w:b w:val="0"/>
                 <w:i w:val="0"/>
-                <w:sz w:val="12"/>
+                <w:sz w:val="14"/>
               </w:rPr>
               <w:t>Archived source file: AG13_Baidu_Xiaodu_privacy_policy.md</w:t>
             </w:r>
@@ -3537,7 +3827,7 @@
                 <w:rFonts w:ascii="Arial" w:hAnsi="Arial" w:eastAsia="Arial"/>
                 <w:b w:val="0"/>
                 <w:i w:val="0"/>
-                <w:sz w:val="12"/>
+                <w:sz w:val="14"/>
               </w:rPr>
               <w:t>Included after full-text eligibility</w:t>
             </w:r>
@@ -3558,9 +3848,35 @@
                 <w:rFonts w:ascii="Arial" w:hAnsi="Arial" w:eastAsia="Arial"/>
                 <w:b w:val="0"/>
                 <w:i w:val="0"/>
-                <w:sz w:val="12"/>
+                <w:sz w:val="14"/>
               </w:rPr>
               <w:t>Met the final eligibility criteria and was retained as Final AG13.</w:t>
+            </w:r>
+          </w:p>
+        </w:tc>
+        <w:tc>
+          <w:tcPr>
+            <w:tcW w:type="dxa" w:w="1600"/>
+          </w:tcPr>
+          <w:p>
+            <w:r>
+              <w:rPr>
+                <w:sz w:val="14"/>
+              </w:rPr>
+              <w:t>Updated 7 January 2026; effective 14 January 2026</w:t>
+            </w:r>
+          </w:p>
+        </w:tc>
+        <w:tc>
+          <w:tcPr>
+            <w:tcW w:type="dxa" w:w="1760"/>
+          </w:tcPr>
+          <w:p>
+            <w:r>
+              <w:rPr>
+                <w:sz w:val="14"/>
+              </w:rPr>
+              <w:t>5 August 2026</w:t>
             </w:r>
           </w:p>
         </w:tc>
@@ -3600,7 +3916,7 @@
                 <w:rFonts w:ascii="Arial" w:hAnsi="Arial" w:eastAsia="Arial"/>
                 <w:b w:val="0"/>
                 <w:i w:val="0"/>
-                <w:sz w:val="12"/>
+                <w:sz w:val="14"/>
               </w:rPr>
               <w:t>Initial AG19</w:t>
             </w:r>
@@ -3621,7 +3937,7 @@
                 <w:rFonts w:ascii="Arial" w:hAnsi="Arial" w:eastAsia="Arial"/>
                 <w:b w:val="0"/>
                 <w:i w:val="0"/>
-                <w:sz w:val="12"/>
+                <w:sz w:val="14"/>
               </w:rPr>
               <w:t>Huawei Audio</w:t>
             </w:r>
@@ -3642,7 +3958,7 @@
                 <w:rFonts w:ascii="Arial" w:hAnsi="Arial" w:eastAsia="Arial"/>
                 <w:b w:val="0"/>
                 <w:i w:val="0"/>
-                <w:sz w:val="12"/>
+                <w:sz w:val="14"/>
               </w:rPr>
               <w:t>Smart earbuds</w:t>
             </w:r>
@@ -3656,9 +3972,10 @@
           </w:tcPr>
           <w:p>
             <w:r>
+              <w:rPr>
+                <w:sz w:val="14"/>
+              </w:rPr>
               <w:t>Official webpage: https://privacy-drcn.dbankcdn.cn/agreement/scope/huawei/audio-connect/privacy-statement/cn_b0_20250901_0/default/privacy-statement-zh-cn.htm</w:t>
-              <w:br/>
-              <w:t>Archived source date: 2026-04-25</w:t>
             </w:r>
           </w:p>
         </w:tc>
@@ -3677,7 +3994,7 @@
                 <w:rFonts w:ascii="Arial" w:hAnsi="Arial" w:eastAsia="Arial"/>
                 <w:b w:val="0"/>
                 <w:i w:val="0"/>
-                <w:sz w:val="12"/>
+                <w:sz w:val="14"/>
               </w:rPr>
               <w:t>Huawei Smart Audio Privacy Statement</w:t>
             </w:r>
@@ -3686,7 +4003,7 @@
                 <w:rFonts w:ascii="Arial" w:hAnsi="Arial" w:eastAsia="Arial"/>
                 <w:b w:val="0"/>
                 <w:i w:val="0"/>
-                <w:sz w:val="12"/>
+                <w:sz w:val="14"/>
               </w:rPr>
               <w:br w:type="textWrapping"/>
             </w:r>
@@ -3695,7 +4012,7 @@
                 <w:rFonts w:ascii="Arial" w:hAnsi="Arial" w:eastAsia="Arial"/>
                 <w:b w:val="0"/>
                 <w:i w:val="0"/>
-                <w:sz w:val="12"/>
+                <w:sz w:val="14"/>
               </w:rPr>
               <w:t>Archived source file: AG14_Huawei_Audio_privacy_policy.md</w:t>
             </w:r>
@@ -3716,7 +4033,7 @@
                 <w:rFonts w:ascii="Arial" w:hAnsi="Arial" w:eastAsia="Arial"/>
                 <w:b w:val="0"/>
                 <w:i w:val="0"/>
-                <w:sz w:val="12"/>
+                <w:sz w:val="14"/>
               </w:rPr>
               <w:t>Included after full-text eligibility</w:t>
             </w:r>
@@ -3737,9 +4054,35 @@
                 <w:rFonts w:ascii="Arial" w:hAnsi="Arial" w:eastAsia="Arial"/>
                 <w:b w:val="0"/>
                 <w:i w:val="0"/>
-                <w:sz w:val="12"/>
+                <w:sz w:val="14"/>
               </w:rPr>
               <w:t>Met the final eligibility criteria and was retained as Final AG14.</w:t>
+            </w:r>
+          </w:p>
+        </w:tc>
+        <w:tc>
+          <w:tcPr>
+            <w:tcW w:type="dxa" w:w="1600"/>
+          </w:tcPr>
+          <w:p>
+            <w:r>
+              <w:rPr>
+                <w:sz w:val="14"/>
+              </w:rPr>
+              <w:t>25 April 2026</w:t>
+            </w:r>
+          </w:p>
+        </w:tc>
+        <w:tc>
+          <w:tcPr>
+            <w:tcW w:type="dxa" w:w="1760"/>
+          </w:tcPr>
+          <w:p>
+            <w:r>
+              <w:rPr>
+                <w:sz w:val="14"/>
+              </w:rPr>
+              <w:t>5 August 2026</w:t>
             </w:r>
           </w:p>
         </w:tc>
@@ -3779,7 +4122,7 @@
                 <w:rFonts w:ascii="Arial" w:hAnsi="Arial" w:eastAsia="Arial"/>
                 <w:b w:val="0"/>
                 <w:i w:val="0"/>
-                <w:sz w:val="12"/>
+                <w:sz w:val="14"/>
               </w:rPr>
               <w:t>Initial AG20</w:t>
             </w:r>
@@ -3800,7 +4143,7 @@
                 <w:rFonts w:ascii="Arial" w:hAnsi="Arial" w:eastAsia="Arial"/>
                 <w:b w:val="0"/>
                 <w:i w:val="0"/>
-                <w:sz w:val="12"/>
+                <w:sz w:val="14"/>
               </w:rPr>
               <w:t>Edifier</w:t>
             </w:r>
@@ -3821,7 +4164,7 @@
                 <w:rFonts w:ascii="Arial" w:hAnsi="Arial" w:eastAsia="Arial"/>
                 <w:b w:val="0"/>
                 <w:i w:val="0"/>
-                <w:sz w:val="12"/>
+                <w:sz w:val="14"/>
               </w:rPr>
               <w:t>Smart earbuds</w:t>
             </w:r>
@@ -3835,9 +4178,10 @@
           </w:tcPr>
           <w:p>
             <w:r>
+              <w:rPr>
+                <w:sz w:val="14"/>
+              </w:rPr>
               <w:t>Official webpage: https://edifier.com/privacy.html</w:t>
-              <w:br/>
-              <w:t>Archived source date: 2021-07-21</w:t>
             </w:r>
           </w:p>
         </w:tc>
@@ -3856,7 +4200,7 @@
                 <w:rFonts w:ascii="Arial" w:hAnsi="Arial" w:eastAsia="Arial"/>
                 <w:b w:val="0"/>
                 <w:i w:val="0"/>
-                <w:sz w:val="12"/>
+                <w:sz w:val="14"/>
               </w:rPr>
               <w:t>Edifier Connect Privacy Policy</w:t>
             </w:r>
@@ -3865,7 +4209,7 @@
                 <w:rFonts w:ascii="Arial" w:hAnsi="Arial" w:eastAsia="Arial"/>
                 <w:b w:val="0"/>
                 <w:i w:val="0"/>
-                <w:sz w:val="12"/>
+                <w:sz w:val="14"/>
               </w:rPr>
               <w:br w:type="textWrapping"/>
             </w:r>
@@ -3874,7 +4218,7 @@
                 <w:rFonts w:ascii="Arial" w:hAnsi="Arial" w:eastAsia="Arial"/>
                 <w:b w:val="0"/>
                 <w:i w:val="0"/>
-                <w:sz w:val="12"/>
+                <w:sz w:val="14"/>
               </w:rPr>
               <w:t>Archived source file: AG15_Edifier_privacy_policy.md</w:t>
             </w:r>
@@ -3895,7 +4239,7 @@
                 <w:rFonts w:ascii="Arial" w:hAnsi="Arial" w:eastAsia="Arial"/>
                 <w:b w:val="0"/>
                 <w:i w:val="0"/>
-                <w:sz w:val="12"/>
+                <w:sz w:val="14"/>
               </w:rPr>
               <w:t>Included after full-text eligibility</w:t>
             </w:r>
@@ -3916,9 +4260,35 @@
                 <w:rFonts w:ascii="Arial" w:hAnsi="Arial" w:eastAsia="Arial"/>
                 <w:b w:val="0"/>
                 <w:i w:val="0"/>
-                <w:sz w:val="12"/>
+                <w:sz w:val="14"/>
               </w:rPr>
               <w:t>Met the final eligibility criteria and was retained as Final AG15.</w:t>
+            </w:r>
+          </w:p>
+        </w:tc>
+        <w:tc>
+          <w:tcPr>
+            <w:tcW w:type="dxa" w:w="1600"/>
+          </w:tcPr>
+          <w:p>
+            <w:r>
+              <w:rPr>
+                <w:sz w:val="14"/>
+              </w:rPr>
+              <w:t>21 July 2021</w:t>
+            </w:r>
+          </w:p>
+        </w:tc>
+        <w:tc>
+          <w:tcPr>
+            <w:tcW w:type="dxa" w:w="1760"/>
+          </w:tcPr>
+          <w:p>
+            <w:r>
+              <w:rPr>
+                <w:sz w:val="14"/>
+              </w:rPr>
+              <w:t>5 August 2026</w:t>
             </w:r>
           </w:p>
         </w:tc>
@@ -3958,7 +4328,7 @@
                 <w:rFonts w:ascii="Arial" w:hAnsi="Arial" w:eastAsia="Arial"/>
                 <w:b w:val="0"/>
                 <w:i w:val="0"/>
-                <w:sz w:val="12"/>
+                <w:sz w:val="14"/>
               </w:rPr>
               <w:t>Initial AG21</w:t>
             </w:r>
@@ -3972,6 +4342,9 @@
           </w:tcPr>
           <w:p>
             <w:r>
+              <w:rPr>
+                <w:sz w:val="14"/>
+              </w:rPr>
               <w:t>Shokzhear</w:t>
             </w:r>
           </w:p>
@@ -3991,7 +4364,7 @@
                 <w:rFonts w:ascii="Arial" w:hAnsi="Arial" w:eastAsia="Arial"/>
                 <w:b w:val="0"/>
                 <w:i w:val="0"/>
-                <w:sz w:val="12"/>
+                <w:sz w:val="14"/>
               </w:rPr>
               <w:t>Smart earbuds</w:t>
             </w:r>
@@ -4005,9 +4378,10 @@
           </w:tcPr>
           <w:p>
             <w:r>
+              <w:rPr>
+                <w:sz w:val="14"/>
+              </w:rPr>
               <w:t>Official webpage: https://www.shokzhear.com/privacy.html</w:t>
-              <w:br/>
-              <w:t>Archived source date: 2026-05</w:t>
             </w:r>
           </w:p>
         </w:tc>
@@ -4026,7 +4400,7 @@
                 <w:rFonts w:ascii="Arial" w:hAnsi="Arial" w:eastAsia="Arial"/>
                 <w:b w:val="0"/>
                 <w:i w:val="0"/>
-                <w:sz w:val="12"/>
+                <w:sz w:val="14"/>
               </w:rPr>
               <w:t>Shokz App Privacy Policy</w:t>
             </w:r>
@@ -4035,7 +4409,7 @@
                 <w:rFonts w:ascii="Arial" w:hAnsi="Arial" w:eastAsia="Arial"/>
                 <w:b w:val="0"/>
                 <w:i w:val="0"/>
-                <w:sz w:val="12"/>
+                <w:sz w:val="14"/>
               </w:rPr>
               <w:br w:type="textWrapping"/>
             </w:r>
@@ -4044,7 +4418,7 @@
                 <w:rFonts w:ascii="Arial" w:hAnsi="Arial" w:eastAsia="Arial"/>
                 <w:b w:val="0"/>
                 <w:i w:val="0"/>
-                <w:sz w:val="12"/>
+                <w:sz w:val="14"/>
               </w:rPr>
               <w:t>Archived source file: AG16_Shokzhear_privacy_policy.md</w:t>
             </w:r>
@@ -4065,7 +4439,7 @@
                 <w:rFonts w:ascii="Arial" w:hAnsi="Arial" w:eastAsia="Arial"/>
                 <w:b w:val="0"/>
                 <w:i w:val="0"/>
-                <w:sz w:val="12"/>
+                <w:sz w:val="14"/>
               </w:rPr>
               <w:t>Included after full-text eligibility</w:t>
             </w:r>
@@ -4086,9 +4460,35 @@
                 <w:rFonts w:ascii="Arial" w:hAnsi="Arial" w:eastAsia="Arial"/>
                 <w:b w:val="0"/>
                 <w:i w:val="0"/>
-                <w:sz w:val="12"/>
+                <w:sz w:val="14"/>
               </w:rPr>
               <w:t>Met the final eligibility criteria and was retained as Final AG16.</w:t>
+            </w:r>
+          </w:p>
+        </w:tc>
+        <w:tc>
+          <w:tcPr>
+            <w:tcW w:type="dxa" w:w="1600"/>
+          </w:tcPr>
+          <w:p>
+            <w:r>
+              <w:rPr>
+                <w:sz w:val="14"/>
+              </w:rPr>
+              <w:t>Published/effective May 2026</w:t>
+            </w:r>
+          </w:p>
+        </w:tc>
+        <w:tc>
+          <w:tcPr>
+            <w:tcW w:type="dxa" w:w="1760"/>
+          </w:tcPr>
+          <w:p>
+            <w:r>
+              <w:rPr>
+                <w:sz w:val="14"/>
+              </w:rPr>
+              <w:t>5 August 2026</w:t>
             </w:r>
           </w:p>
         </w:tc>
@@ -4128,7 +4528,7 @@
                 <w:rFonts w:ascii="Arial" w:hAnsi="Arial" w:eastAsia="Arial"/>
                 <w:b w:val="0"/>
                 <w:i w:val="0"/>
-                <w:sz w:val="12"/>
+                <w:sz w:val="14"/>
               </w:rPr>
               <w:t>Initial AG22</w:t>
             </w:r>
@@ -4149,7 +4549,7 @@
                 <w:rFonts w:ascii="Arial" w:hAnsi="Arial" w:eastAsia="Arial"/>
                 <w:b w:val="0"/>
                 <w:i w:val="0"/>
-                <w:sz w:val="12"/>
+                <w:sz w:val="14"/>
               </w:rPr>
               <w:t>QCY</w:t>
             </w:r>
@@ -4170,7 +4570,7 @@
                 <w:rFonts w:ascii="Arial" w:hAnsi="Arial" w:eastAsia="Arial"/>
                 <w:b w:val="0"/>
                 <w:i w:val="0"/>
-                <w:sz w:val="12"/>
+                <w:sz w:val="14"/>
               </w:rPr>
               <w:t>Smartwatch / smart band</w:t>
             </w:r>
@@ -4184,9 +4584,10 @@
           </w:tcPr>
           <w:p>
             <w:r>
-              <w:t>Application: QCY</w:t>
-              <w:br/>
-              <w:t>Archived source date: 2025-08-12</w:t>
+              <w:rPr>
+                <w:sz w:val="14"/>
+              </w:rPr>
+              <w:t>In-app access: QCY</w:t>
             </w:r>
           </w:p>
         </w:tc>
@@ -4205,7 +4606,7 @@
                 <w:rFonts w:ascii="Arial" w:hAnsi="Arial" w:eastAsia="Arial"/>
                 <w:b w:val="0"/>
                 <w:i w:val="0"/>
-                <w:sz w:val="12"/>
+                <w:sz w:val="14"/>
               </w:rPr>
               <w:t>QCY App Privacy Policy</w:t>
             </w:r>
@@ -4214,7 +4615,7 @@
                 <w:rFonts w:ascii="Arial" w:hAnsi="Arial" w:eastAsia="Arial"/>
                 <w:b w:val="0"/>
                 <w:i w:val="0"/>
-                <w:sz w:val="12"/>
+                <w:sz w:val="14"/>
               </w:rPr>
               <w:br w:type="textWrapping"/>
             </w:r>
@@ -4223,7 +4624,7 @@
                 <w:rFonts w:ascii="Arial" w:hAnsi="Arial" w:eastAsia="Arial"/>
                 <w:b w:val="0"/>
                 <w:i w:val="0"/>
-                <w:sz w:val="12"/>
+                <w:sz w:val="14"/>
               </w:rPr>
               <w:t>Archived source file: AG17_QCY_privacy_policy.md</w:t>
             </w:r>
@@ -4244,7 +4645,7 @@
                 <w:rFonts w:ascii="Arial" w:hAnsi="Arial" w:eastAsia="Arial"/>
                 <w:b w:val="0"/>
                 <w:i w:val="0"/>
-                <w:sz w:val="12"/>
+                <w:sz w:val="14"/>
               </w:rPr>
               <w:t>Included after full-text eligibility</w:t>
             </w:r>
@@ -4265,9 +4666,35 @@
                 <w:rFonts w:ascii="Arial" w:hAnsi="Arial" w:eastAsia="Arial"/>
                 <w:b w:val="0"/>
                 <w:i w:val="0"/>
-                <w:sz w:val="12"/>
+                <w:sz w:val="14"/>
               </w:rPr>
               <w:t>Met the final eligibility criteria and was retained as Final AG17.</w:t>
+            </w:r>
+          </w:p>
+        </w:tc>
+        <w:tc>
+          <w:tcPr>
+            <w:tcW w:type="dxa" w:w="1600"/>
+          </w:tcPr>
+          <w:p>
+            <w:r>
+              <w:rPr>
+                <w:sz w:val="14"/>
+              </w:rPr>
+              <w:t>Updated 12 August 2025</w:t>
+            </w:r>
+          </w:p>
+        </w:tc>
+        <w:tc>
+          <w:tcPr>
+            <w:tcW w:type="dxa" w:w="1760"/>
+          </w:tcPr>
+          <w:p>
+            <w:r>
+              <w:rPr>
+                <w:sz w:val="14"/>
+              </w:rPr>
+              <w:t>5 August 2026</w:t>
             </w:r>
           </w:p>
         </w:tc>
@@ -4307,7 +4734,7 @@
                 <w:rFonts w:ascii="Arial" w:hAnsi="Arial" w:eastAsia="Arial"/>
                 <w:b w:val="0"/>
                 <w:i w:val="0"/>
-                <w:sz w:val="12"/>
+                <w:sz w:val="14"/>
               </w:rPr>
               <w:t>Initial AG23</w:t>
             </w:r>
@@ -4328,7 +4755,7 @@
                 <w:rFonts w:ascii="Arial" w:hAnsi="Arial" w:eastAsia="Arial"/>
                 <w:b w:val="0"/>
                 <w:i w:val="0"/>
-                <w:sz w:val="12"/>
+                <w:sz w:val="14"/>
               </w:rPr>
               <w:t>Baseus</w:t>
             </w:r>
@@ -4349,7 +4776,7 @@
                 <w:rFonts w:ascii="Arial" w:hAnsi="Arial" w:eastAsia="Arial"/>
                 <w:b w:val="0"/>
                 <w:i w:val="0"/>
-                <w:sz w:val="12"/>
+                <w:sz w:val="14"/>
               </w:rPr>
               <w:t>Smart earbuds</w:t>
             </w:r>
@@ -4362,31 +4789,11 @@
             <w:vAlign w:val="center"/>
           </w:tcPr>
           <w:p>
-            <w:pPr>
-              <w:spacing w:after="0" w:line="240" w:lineRule="auto"/>
-            </w:pPr>
-            <w:r>
-              <w:rPr>
-                <w:rFonts w:ascii="Arial" w:hAnsi="Arial" w:eastAsia="Arial"/>
-                <w:b w:val="0"/>
-                <w:i w:val="0"/>
-                <w:sz w:val="12"/>
-              </w:rPr>
-              <w:t>Application: 倍思</w:t>
-            </w:r>
-          </w:p>
-          <w:p>
-            <w:pPr>
-              <w:spacing w:after="0" w:line="240" w:lineRule="auto"/>
-            </w:pPr>
-            <w:r>
-              <w:rPr>
-                <w:rFonts w:ascii="Arial" w:hAnsi="Arial" w:eastAsia="Arial"/>
-                <w:b w:val="0"/>
-                <w:i w:val="0"/>
-                <w:sz w:val="12"/>
-              </w:rPr>
-              <w:t>Archived source date: 2025-06-20</w:t>
+            <w:r>
+              <w:rPr>
+                <w:sz w:val="14"/>
+              </w:rPr>
+              <w:t>In-app access: Baseus</w:t>
             </w:r>
           </w:p>
         </w:tc>
@@ -4405,7 +4812,7 @@
                 <w:rFonts w:ascii="Arial" w:hAnsi="Arial" w:eastAsia="Arial"/>
                 <w:b w:val="0"/>
                 <w:i w:val="0"/>
-                <w:sz w:val="12"/>
+                <w:sz w:val="14"/>
               </w:rPr>
               <w:t>Baseus App Privacy Policy</w:t>
             </w:r>
@@ -4426,7 +4833,7 @@
                 <w:rFonts w:ascii="Arial" w:hAnsi="Arial" w:eastAsia="Arial"/>
                 <w:b w:val="0"/>
                 <w:i w:val="0"/>
-                <w:sz w:val="12"/>
+                <w:sz w:val="14"/>
               </w:rPr>
               <w:t>Excluded at full-text eligibility</w:t>
             </w:r>
@@ -4447,9 +4854,35 @@
                 <w:rFonts w:ascii="Arial" w:hAnsi="Arial" w:eastAsia="Arial"/>
                 <w:b w:val="0"/>
                 <w:i w:val="0"/>
-                <w:sz w:val="12"/>
+                <w:sz w:val="14"/>
               </w:rPr>
               <w:t>The archived document set did not document, and no case-specific product evidence established, collection of health or physiological data for this device-document case.</w:t>
+            </w:r>
+          </w:p>
+        </w:tc>
+        <w:tc>
+          <w:tcPr>
+            <w:tcW w:type="dxa" w:w="1600"/>
+          </w:tcPr>
+          <w:p>
+            <w:r>
+              <w:rPr>
+                <w:sz w:val="14"/>
+              </w:rPr>
+              <w:t>20 June 2025</w:t>
+            </w:r>
+          </w:p>
+        </w:tc>
+        <w:tc>
+          <w:tcPr>
+            <w:tcW w:type="dxa" w:w="1760"/>
+          </w:tcPr>
+          <w:p>
+            <w:r>
+              <w:rPr>
+                <w:sz w:val="14"/>
+              </w:rPr>
+              <w:t>Accessed during candidate screening by 5 August 2026; exact access date not separately recorded</w:t>
             </w:r>
           </w:p>
         </w:tc>
@@ -4489,7 +4922,7 @@
                 <w:rFonts w:ascii="Arial" w:hAnsi="Arial" w:eastAsia="Arial"/>
                 <w:b w:val="0"/>
                 <w:i w:val="0"/>
-                <w:sz w:val="12"/>
+                <w:sz w:val="14"/>
               </w:rPr>
               <w:t>Initial AG24</w:t>
             </w:r>
@@ -4510,7 +4943,7 @@
                 <w:rFonts w:ascii="Arial" w:hAnsi="Arial" w:eastAsia="Arial"/>
                 <w:b w:val="0"/>
                 <w:i w:val="0"/>
-                <w:sz w:val="12"/>
+                <w:sz w:val="14"/>
               </w:rPr>
               <w:t>Baidu / Xiaodu / DuerOS</w:t>
             </w:r>
@@ -4531,7 +4964,7 @@
                 <w:rFonts w:ascii="Arial" w:hAnsi="Arial" w:eastAsia="Arial"/>
                 <w:b w:val="0"/>
                 <w:i w:val="0"/>
-                <w:sz w:val="12"/>
+                <w:sz w:val="14"/>
               </w:rPr>
               <w:t>Smart earbuds</w:t>
             </w:r>
@@ -4545,9 +4978,10 @@
           </w:tcPr>
           <w:p>
             <w:r>
-              <w:t>Official webpage: https://xiaodu.baidu.com/webssr/protocol?id=f9fb105e-d4b4-4953-a5a3-744f835dff65</w:t>
-              <w:br/>
-              <w:t>Archived source date: 2025-08-11</w:t>
+              <w:rPr>
+                <w:sz w:val="14"/>
+              </w:rPr>
+              <w:t>Official webpage: https://xiaodu.baidu.com/webssr/protocol?id=e02b4c0b-79f8-4cf1-a2ff-1b2aca3c40a2</w:t>
             </w:r>
           </w:p>
         </w:tc>
@@ -4566,7 +5000,7 @@
                 <w:rFonts w:ascii="Arial" w:hAnsi="Arial" w:eastAsia="Arial"/>
                 <w:b w:val="0"/>
                 <w:i w:val="0"/>
-                <w:sz w:val="12"/>
+                <w:sz w:val="14"/>
               </w:rPr>
               <w:t>DuerOS Privacy Policy (earlier candidate record)</w:t>
             </w:r>
@@ -4587,7 +5021,7 @@
                 <w:rFonts w:ascii="Arial" w:hAnsi="Arial" w:eastAsia="Arial"/>
                 <w:b w:val="0"/>
                 <w:i w:val="0"/>
-                <w:sz w:val="12"/>
+                <w:sz w:val="14"/>
               </w:rPr>
               <w:t>Excluded at full-text eligibility (deduplication)</w:t>
             </w:r>
@@ -4608,9 +5042,35 @@
                 <w:rFonts w:ascii="Arial" w:hAnsi="Arial" w:eastAsia="Arial"/>
                 <w:b w:val="0"/>
                 <w:i w:val="0"/>
-                <w:sz w:val="12"/>
+                <w:sz w:val="14"/>
               </w:rPr>
               <w:t>Duplicate of the retained Baidu (Xiaodu) case (Final AG13): both candidate records relied on a broad DuerOS policy, and no distinct earbud-specific document set was identified.</w:t>
+            </w:r>
+          </w:p>
+        </w:tc>
+        <w:tc>
+          <w:tcPr>
+            <w:tcW w:type="dxa" w:w="1600"/>
+          </w:tcPr>
+          <w:p>
+            <w:r>
+              <w:rPr>
+                <w:sz w:val="14"/>
+              </w:rPr>
+              <w:t>11 August 2025 (date recorded for the earlier candidate document)</w:t>
+            </w:r>
+          </w:p>
+        </w:tc>
+        <w:tc>
+          <w:tcPr>
+            <w:tcW w:type="dxa" w:w="1760"/>
+          </w:tcPr>
+          <w:p>
+            <w:r>
+              <w:rPr>
+                <w:sz w:val="14"/>
+              </w:rPr>
+              <w:t>Accessed during candidate screening by 5 August 2026; exact access date not separately recorded</w:t>
             </w:r>
           </w:p>
         </w:tc>
@@ -4650,7 +5110,7 @@
                 <w:rFonts w:ascii="Arial" w:hAnsi="Arial" w:eastAsia="Arial"/>
                 <w:b w:val="0"/>
                 <w:i w:val="0"/>
-                <w:sz w:val="12"/>
+                <w:sz w:val="14"/>
               </w:rPr>
               <w:t>Initial AG25</w:t>
             </w:r>
@@ -4671,7 +5131,7 @@
                 <w:rFonts w:ascii="Arial" w:hAnsi="Arial" w:eastAsia="Arial"/>
                 <w:b w:val="0"/>
                 <w:i w:val="0"/>
-                <w:sz w:val="12"/>
+                <w:sz w:val="14"/>
               </w:rPr>
               <w:t>HIFIMAN</w:t>
             </w:r>
@@ -4692,7 +5152,7 @@
                 <w:rFonts w:ascii="Arial" w:hAnsi="Arial" w:eastAsia="Arial"/>
                 <w:b w:val="0"/>
                 <w:i w:val="0"/>
-                <w:sz w:val="12"/>
+                <w:sz w:val="14"/>
               </w:rPr>
               <w:t>Smart earbuds</w:t>
             </w:r>
@@ -4705,58 +5165,11 @@
             <w:vAlign w:val="center"/>
           </w:tcPr>
           <w:p>
-            <w:pPr>
-              <w:spacing w:after="0" w:line="240" w:lineRule="auto"/>
-            </w:pPr>
-            <w:r>
-              <w:rPr>
-                <w:rFonts w:ascii="Arial" w:hAnsi="Arial" w:eastAsia="Arial"/>
-                <w:b w:val="0"/>
-                <w:i w:val="0"/>
-                <w:sz w:val="12"/>
-              </w:rPr>
-              <w:t xml:space="preserve">Official webpage: </w:t>
-            </w:r>
-            <w:r>
-              <w:fldChar w:fldCharType="begin"/>
-            </w:r>
-            <w:r>
-              <w:instrText xml:space="preserve"> HYPERLINK "https://tools.hifiman.cn/hifimansmart/privacy.html" \h </w:instrText>
-            </w:r>
-            <w:r>
-              <w:fldChar w:fldCharType="separate"/>
-            </w:r>
-            <w:r>
-              <w:rPr>
-                <w:rFonts w:ascii="Arial" w:hAnsi="Arial"/>
-                <w:color w:val="0563C1"/>
-                <w:sz w:val="12"/>
-                <w:u w:val="single"/>
-              </w:rPr>
-              <w:t>tools.hifiman.cn [link]</w:t>
-            </w:r>
-            <w:r>
-              <w:rPr>
-                <w:rFonts w:ascii="Arial" w:hAnsi="Arial"/>
-                <w:color w:val="0563C1"/>
-                <w:sz w:val="12"/>
-                <w:u w:val="single"/>
-              </w:rPr>
-              <w:fldChar w:fldCharType="end"/>
-            </w:r>
-          </w:p>
-          <w:p>
-            <w:pPr>
-              <w:spacing w:after="0" w:line="240" w:lineRule="auto"/>
-            </w:pPr>
-            <w:r>
-              <w:rPr>
-                <w:rFonts w:ascii="Arial" w:hAnsi="Arial" w:eastAsia="Arial"/>
-                <w:b w:val="0"/>
-                <w:i w:val="0"/>
-                <w:sz w:val="12"/>
-              </w:rPr>
-              <w:t>Archived source date: 2025-01-01</w:t>
+            <w:r>
+              <w:rPr>
+                <w:sz w:val="14"/>
+              </w:rPr>
+              <w:t>Official webpages recorded in the candidate materials: https://store.hifiman.com/index.php/privacy-policy and https://tools.hifiman.cn/hifimansmart/privacy.html</w:t>
             </w:r>
           </w:p>
         </w:tc>
@@ -4775,7 +5188,7 @@
                 <w:rFonts w:ascii="Arial" w:hAnsi="Arial" w:eastAsia="Arial"/>
                 <w:b w:val="0"/>
                 <w:i w:val="0"/>
-                <w:sz w:val="12"/>
+                <w:sz w:val="14"/>
               </w:rPr>
               <w:t>HIFIMAN Smart Privacy Policy</w:t>
             </w:r>
@@ -4796,7 +5209,7 @@
                 <w:rFonts w:ascii="Arial" w:hAnsi="Arial" w:eastAsia="Arial"/>
                 <w:b w:val="0"/>
                 <w:i w:val="0"/>
-                <w:sz w:val="12"/>
+                <w:sz w:val="14"/>
               </w:rPr>
               <w:t>Excluded at full-text eligibility</w:t>
             </w:r>
@@ -4817,9 +5230,35 @@
                 <w:rFonts w:ascii="Arial" w:hAnsi="Arial" w:eastAsia="Arial"/>
                 <w:b w:val="0"/>
                 <w:i w:val="0"/>
-                <w:sz w:val="12"/>
+                <w:sz w:val="14"/>
               </w:rPr>
               <w:t>The archived document set did not document, and no case-specific product evidence established, collection of health or physiological data for this device-document case.</w:t>
+            </w:r>
+          </w:p>
+        </w:tc>
+        <w:tc>
+          <w:tcPr>
+            <w:tcW w:type="dxa" w:w="1600"/>
+          </w:tcPr>
+          <w:p>
+            <w:r>
+              <w:rPr>
+                <w:sz w:val="14"/>
+              </w:rPr>
+              <w:t>Updated/effective 1 January 2025</w:t>
+            </w:r>
+          </w:p>
+        </w:tc>
+        <w:tc>
+          <w:tcPr>
+            <w:tcW w:type="dxa" w:w="1760"/>
+          </w:tcPr>
+          <w:p>
+            <w:r>
+              <w:rPr>
+                <w:sz w:val="14"/>
+              </w:rPr>
+              <w:t>Accessed during candidate screening by 5 August 2026; exact access date not separately recorded</w:t>
             </w:r>
           </w:p>
         </w:tc>
@@ -4859,7 +5298,7 @@
                 <w:rFonts w:ascii="Arial" w:hAnsi="Arial" w:eastAsia="Arial"/>
                 <w:b w:val="0"/>
                 <w:i w:val="0"/>
-                <w:sz w:val="12"/>
+                <w:sz w:val="14"/>
               </w:rPr>
               <w:t>Initial AG26</w:t>
             </w:r>
@@ -4880,7 +5319,7 @@
                 <w:rFonts w:ascii="Arial" w:hAnsi="Arial" w:eastAsia="Arial"/>
                 <w:b w:val="0"/>
                 <w:i w:val="0"/>
-                <w:sz w:val="12"/>
+                <w:sz w:val="14"/>
               </w:rPr>
               <w:t>iFLYTEK / iFlybuds</w:t>
             </w:r>
@@ -4901,7 +5340,7 @@
                 <w:rFonts w:ascii="Arial" w:hAnsi="Arial" w:eastAsia="Arial"/>
                 <w:b w:val="0"/>
                 <w:i w:val="0"/>
-                <w:sz w:val="12"/>
+                <w:sz w:val="14"/>
               </w:rPr>
               <w:t>Smart earbuds</w:t>
             </w:r>
@@ -4914,58 +5353,11 @@
             <w:vAlign w:val="center"/>
           </w:tcPr>
           <w:p>
-            <w:pPr>
-              <w:spacing w:after="0" w:line="240" w:lineRule="auto"/>
-            </w:pPr>
-            <w:r>
-              <w:rPr>
-                <w:rFonts w:ascii="Arial" w:hAnsi="Arial" w:eastAsia="Arial"/>
-                <w:b w:val="0"/>
-                <w:i w:val="0"/>
-                <w:sz w:val="12"/>
-              </w:rPr>
-              <w:t xml:space="preserve">Official webpage: </w:t>
-            </w:r>
-            <w:r>
-              <w:fldChar w:fldCharType="begin"/>
-            </w:r>
-            <w:r>
-              <w:instrText xml:space="preserve"> HYPERLINK "https://www.iflybuds.com/pages/privacy.html" \h </w:instrText>
-            </w:r>
-            <w:r>
-              <w:fldChar w:fldCharType="separate"/>
-            </w:r>
-            <w:r>
-              <w:rPr>
-                <w:rFonts w:ascii="Arial" w:hAnsi="Arial"/>
-                <w:color w:val="0563C1"/>
-                <w:sz w:val="12"/>
-                <w:u w:val="single"/>
-              </w:rPr>
-              <w:t>www.iflybuds.com [link]</w:t>
-            </w:r>
-            <w:r>
-              <w:rPr>
-                <w:rFonts w:ascii="Arial" w:hAnsi="Arial"/>
-                <w:color w:val="0563C1"/>
-                <w:sz w:val="12"/>
-                <w:u w:val="single"/>
-              </w:rPr>
-              <w:fldChar w:fldCharType="end"/>
-            </w:r>
-          </w:p>
-          <w:p>
-            <w:pPr>
-              <w:spacing w:after="0" w:line="240" w:lineRule="auto"/>
-            </w:pPr>
-            <w:r>
-              <w:rPr>
-                <w:rFonts w:ascii="Arial" w:hAnsi="Arial" w:eastAsia="Arial"/>
-                <w:b w:val="0"/>
-                <w:i w:val="0"/>
-                <w:sz w:val="12"/>
-              </w:rPr>
-              <w:t>Archived source date: 2024-11-01</w:t>
+            <w:r>
+              <w:rPr>
+                <w:sz w:val="14"/>
+              </w:rPr>
+              <w:t>In-app access: iFLYBUDS; public policy page recorded in the source materials: https://www.iflybuds.com/pages/privacy.html</w:t>
             </w:r>
           </w:p>
         </w:tc>
@@ -4984,7 +5376,7 @@
                 <w:rFonts w:ascii="Arial" w:hAnsi="Arial" w:eastAsia="Arial"/>
                 <w:b w:val="0"/>
                 <w:i w:val="0"/>
-                <w:sz w:val="12"/>
+                <w:sz w:val="14"/>
               </w:rPr>
               <w:t>iFlybuds Privacy Policy</w:t>
             </w:r>
@@ -5005,7 +5397,7 @@
                 <w:rFonts w:ascii="Arial" w:hAnsi="Arial" w:eastAsia="Arial"/>
                 <w:b w:val="0"/>
                 <w:i w:val="0"/>
-                <w:sz w:val="12"/>
+                <w:sz w:val="14"/>
               </w:rPr>
               <w:t>Excluded at full-text eligibility</w:t>
             </w:r>
@@ -5026,9 +5418,35 @@
                 <w:rFonts w:ascii="Arial" w:hAnsi="Arial" w:eastAsia="Arial"/>
                 <w:b w:val="0"/>
                 <w:i w:val="0"/>
-                <w:sz w:val="12"/>
+                <w:sz w:val="14"/>
               </w:rPr>
               <w:t>The archived document set did not document, and no case-specific product evidence established, collection of health or physiological data for this device-document case.</w:t>
+            </w:r>
+          </w:p>
+        </w:tc>
+        <w:tc>
+          <w:tcPr>
+            <w:tcW w:type="dxa" w:w="1600"/>
+          </w:tcPr>
+          <w:p>
+            <w:r>
+              <w:rPr>
+                <w:sz w:val="14"/>
+              </w:rPr>
+              <w:t>Updated 1 November 2024; effective 11 October 2023</w:t>
+            </w:r>
+          </w:p>
+        </w:tc>
+        <w:tc>
+          <w:tcPr>
+            <w:tcW w:type="dxa" w:w="1760"/>
+          </w:tcPr>
+          <w:p>
+            <w:r>
+              <w:rPr>
+                <w:sz w:val="14"/>
+              </w:rPr>
+              <w:t>Accessed during candidate screening by 5 August 2026; exact access date not separately recorded</w:t>
             </w:r>
           </w:p>
         </w:tc>
@@ -5068,7 +5486,7 @@
                 <w:rFonts w:ascii="Arial" w:hAnsi="Arial" w:eastAsia="Arial"/>
                 <w:b w:val="0"/>
                 <w:i w:val="0"/>
-                <w:sz w:val="12"/>
+                <w:sz w:val="14"/>
               </w:rPr>
               <w:t>Initial AG27</w:t>
             </w:r>
@@ -5089,7 +5507,7 @@
                 <w:rFonts w:ascii="Arial" w:hAnsi="Arial" w:eastAsia="Arial"/>
                 <w:b w:val="0"/>
                 <w:i w:val="0"/>
-                <w:sz w:val="12"/>
+                <w:sz w:val="14"/>
               </w:rPr>
               <w:t>EARWEISS</w:t>
             </w:r>
@@ -5110,7 +5528,7 @@
                 <w:rFonts w:ascii="Arial" w:hAnsi="Arial" w:eastAsia="Arial"/>
                 <w:b w:val="0"/>
                 <w:i w:val="0"/>
-                <w:sz w:val="12"/>
+                <w:sz w:val="14"/>
               </w:rPr>
               <w:t>Smart earbuds</w:t>
             </w:r>
@@ -5124,9 +5542,10 @@
           </w:tcPr>
           <w:p>
             <w:r>
-              <w:t>Application: Tingzhihui Earbuds</w:t>
-              <w:br/>
-              <w:t>Archived source date: 2023-12-01</w:t>
+              <w:rPr>
+                <w:sz w:val="14"/>
+              </w:rPr>
+              <w:t>In-app access: Tingzhihui Earbuds</w:t>
             </w:r>
           </w:p>
         </w:tc>
@@ -5145,7 +5564,7 @@
                 <w:rFonts w:ascii="Arial" w:hAnsi="Arial" w:eastAsia="Arial"/>
                 <w:b w:val="0"/>
                 <w:i w:val="0"/>
-                <w:sz w:val="12"/>
+                <w:sz w:val="14"/>
               </w:rPr>
               <w:t>EARWEISS App Privacy Policy</w:t>
             </w:r>
@@ -5154,7 +5573,7 @@
                 <w:rFonts w:ascii="Arial" w:hAnsi="Arial" w:eastAsia="Arial"/>
                 <w:b w:val="0"/>
                 <w:i w:val="0"/>
-                <w:sz w:val="12"/>
+                <w:sz w:val="14"/>
               </w:rPr>
               <w:br w:type="textWrapping"/>
             </w:r>
@@ -5163,7 +5582,7 @@
                 <w:rFonts w:ascii="Arial" w:hAnsi="Arial" w:eastAsia="Arial"/>
                 <w:b w:val="0"/>
                 <w:i w:val="0"/>
-                <w:sz w:val="12"/>
+                <w:sz w:val="14"/>
               </w:rPr>
               <w:t>Archived source file: AG18_Earweiss_privacy_policy.md</w:t>
             </w:r>
@@ -5184,7 +5603,7 @@
                 <w:rFonts w:ascii="Arial" w:hAnsi="Arial" w:eastAsia="Arial"/>
                 <w:b w:val="0"/>
                 <w:i w:val="0"/>
-                <w:sz w:val="12"/>
+                <w:sz w:val="14"/>
               </w:rPr>
               <w:t>Included after full-text eligibility</w:t>
             </w:r>
@@ -5205,9 +5624,35 @@
                 <w:rFonts w:ascii="Arial" w:hAnsi="Arial" w:eastAsia="Arial"/>
                 <w:b w:val="0"/>
                 <w:i w:val="0"/>
-                <w:sz w:val="12"/>
+                <w:sz w:val="14"/>
               </w:rPr>
               <w:t>Met the final eligibility criteria and was retained as Final AG18.</w:t>
+            </w:r>
+          </w:p>
+        </w:tc>
+        <w:tc>
+          <w:tcPr>
+            <w:tcW w:type="dxa" w:w="1600"/>
+          </w:tcPr>
+          <w:p>
+            <w:r>
+              <w:rPr>
+                <w:sz w:val="14"/>
+              </w:rPr>
+              <w:t>Updated 1 December 2023</w:t>
+            </w:r>
+          </w:p>
+        </w:tc>
+        <w:tc>
+          <w:tcPr>
+            <w:tcW w:type="dxa" w:w="1760"/>
+          </w:tcPr>
+          <w:p>
+            <w:r>
+              <w:rPr>
+                <w:sz w:val="14"/>
+              </w:rPr>
+              <w:t>5 August 2026</w:t>
             </w:r>
           </w:p>
         </w:tc>
@@ -5247,7 +5692,7 @@
                 <w:rFonts w:ascii="Arial" w:hAnsi="Arial" w:eastAsia="Arial"/>
                 <w:b w:val="0"/>
                 <w:i w:val="0"/>
-                <w:sz w:val="12"/>
+                <w:sz w:val="14"/>
               </w:rPr>
               <w:t>Initial AG28</w:t>
             </w:r>
@@ -5268,7 +5713,7 @@
                 <w:rFonts w:ascii="Arial" w:hAnsi="Arial" w:eastAsia="Arial"/>
                 <w:b w:val="0"/>
                 <w:i w:val="0"/>
-                <w:sz w:val="12"/>
+                <w:sz w:val="14"/>
               </w:rPr>
               <w:t>Tonemay</w:t>
             </w:r>
@@ -5289,7 +5734,7 @@
                 <w:rFonts w:ascii="Arial" w:hAnsi="Arial" w:eastAsia="Arial"/>
                 <w:b w:val="0"/>
                 <w:i w:val="0"/>
-                <w:sz w:val="12"/>
+                <w:sz w:val="14"/>
               </w:rPr>
               <w:t>Smart earbuds</w:t>
             </w:r>
@@ -5302,58 +5747,11 @@
             <w:vAlign w:val="center"/>
           </w:tcPr>
           <w:p>
-            <w:pPr>
-              <w:spacing w:after="0" w:line="240" w:lineRule="auto"/>
-            </w:pPr>
-            <w:r>
-              <w:rPr>
-                <w:rFonts w:ascii="Arial" w:hAnsi="Arial" w:eastAsia="Arial"/>
-                <w:b w:val="0"/>
-                <w:i w:val="0"/>
-                <w:sz w:val="12"/>
-              </w:rPr>
-              <w:t xml:space="preserve">Official webpage: </w:t>
-            </w:r>
-            <w:r>
-              <w:fldChar w:fldCharType="begin"/>
-            </w:r>
-            <w:r>
-              <w:instrText xml:space="preserve"> HYPERLINK "http://app.tangmai.com.cn/index.php/home/web/privacy?lang=zh" \h </w:instrText>
-            </w:r>
-            <w:r>
-              <w:fldChar w:fldCharType="separate"/>
-            </w:r>
-            <w:r>
-              <w:rPr>
-                <w:rFonts w:ascii="Arial" w:hAnsi="Arial"/>
-                <w:color w:val="0563C1"/>
-                <w:sz w:val="12"/>
-                <w:u w:val="single"/>
-              </w:rPr>
-              <w:t>app.tangmai.com.cn [link]</w:t>
-            </w:r>
-            <w:r>
-              <w:rPr>
-                <w:rFonts w:ascii="Arial" w:hAnsi="Arial"/>
-                <w:color w:val="0563C1"/>
-                <w:sz w:val="12"/>
-                <w:u w:val="single"/>
-              </w:rPr>
-              <w:fldChar w:fldCharType="end"/>
-            </w:r>
-          </w:p>
-          <w:p>
-            <w:pPr>
-              <w:spacing w:after="0" w:line="240" w:lineRule="auto"/>
-            </w:pPr>
-            <w:r>
-              <w:rPr>
-                <w:rFonts w:ascii="Arial" w:hAnsi="Arial" w:eastAsia="Arial"/>
-                <w:b w:val="0"/>
-                <w:i w:val="0"/>
-                <w:sz w:val="12"/>
-              </w:rPr>
-              <w:t>Archived source date: 2024-01-01</w:t>
+            <w:r>
+              <w:rPr>
+                <w:sz w:val="14"/>
+              </w:rPr>
+              <w:t>In-app access: Tonemay; no separate public policy URL was recorded</w:t>
             </w:r>
           </w:p>
         </w:tc>
@@ -5372,7 +5770,7 @@
                 <w:rFonts w:ascii="Arial" w:hAnsi="Arial" w:eastAsia="Arial"/>
                 <w:b w:val="0"/>
                 <w:i w:val="0"/>
-                <w:sz w:val="12"/>
+                <w:sz w:val="14"/>
               </w:rPr>
               <w:t>Tonemay Privacy Policy</w:t>
             </w:r>
@@ -5393,7 +5791,7 @@
                 <w:rFonts w:ascii="Arial" w:hAnsi="Arial" w:eastAsia="Arial"/>
                 <w:b w:val="0"/>
                 <w:i w:val="0"/>
-                <w:sz w:val="12"/>
+                <w:sz w:val="14"/>
               </w:rPr>
               <w:t>Excluded at full-text eligibility</w:t>
             </w:r>
@@ -5414,9 +5812,35 @@
                 <w:rFonts w:ascii="Arial" w:hAnsi="Arial" w:eastAsia="Arial"/>
                 <w:b w:val="0"/>
                 <w:i w:val="0"/>
-                <w:sz w:val="12"/>
+                <w:sz w:val="14"/>
               </w:rPr>
               <w:t>The archived document set did not document, and no case-specific product evidence established, collection of health or physiological data for this device-document case.</w:t>
+            </w:r>
+          </w:p>
+        </w:tc>
+        <w:tc>
+          <w:tcPr>
+            <w:tcW w:type="dxa" w:w="1600"/>
+          </w:tcPr>
+          <w:p>
+            <w:r>
+              <w:rPr>
+                <w:sz w:val="14"/>
+              </w:rPr>
+              <w:t>Effective 1 January 2024</w:t>
+            </w:r>
+          </w:p>
+        </w:tc>
+        <w:tc>
+          <w:tcPr>
+            <w:tcW w:type="dxa" w:w="1760"/>
+          </w:tcPr>
+          <w:p>
+            <w:r>
+              <w:rPr>
+                <w:sz w:val="14"/>
+              </w:rPr>
+              <w:t>Accessed during candidate screening by 5 August 2026; exact access date not separately recorded</w:t>
             </w:r>
           </w:p>
         </w:tc>
